--- a/assets/OscarBerrigan_Resume_2026.docx
+++ b/assets/OscarBerrigan_Resume_2026.docx
@@ -70,37 +70,6 @@
           <w:rFonts w:ascii="Times New Roman" w:hAnsi="Times New Roman" w:cs="Times New Roman"/>
         </w:rPr>
         <w:t xml:space="preserve"> | </w:t>
-      </w:r>
-      <w:r>
-        <w:rPr>
-          <w:rFonts w:ascii="Times New Roman" w:hAnsi="Times New Roman" w:cs="Times New Roman"/>
-        </w:rPr>
-        <w:t>berrigos@dukes.jmu.edu</w:t>
-      </w:r>
-      <w:r>
-        <w:rPr>
-          <w:rFonts w:ascii="Times New Roman" w:hAnsi="Times New Roman" w:cs="Times New Roman"/>
-        </w:rPr>
-        <w:t xml:space="preserve"> |</w:t>
-      </w:r>
-    </w:p>
-    <w:p>
-      <w:pPr>
-        <w:tabs>
-          <w:tab w:val="right" w:pos="9990"/>
-        </w:tabs>
-        <w:spacing w:line="240" w:lineRule="auto"/>
-        <w:contextualSpacing/>
-        <w:jc w:val="center"/>
-        <w:rPr>
-          <w:rFonts w:ascii="Times New Roman" w:hAnsi="Times New Roman" w:cs="Times New Roman"/>
-        </w:rPr>
-      </w:pPr>
-      <w:r>
-        <w:rPr>
-          <w:rFonts w:ascii="Times New Roman" w:hAnsi="Times New Roman" w:cs="Times New Roman"/>
-        </w:rPr>
-        <w:t xml:space="preserve"> </w:t>
       </w:r>
       <w:hyperlink r:id="rId10" w:history="1">
         <w:r>
@@ -108,21 +77,47 @@
             <w:rStyle w:val="Hyperlink"/>
             <w:rFonts w:ascii="Times New Roman" w:hAnsi="Times New Roman" w:cs="Times New Roman"/>
           </w:rPr>
-          <w:t>linkedin.c</w:t>
+          <w:t>oscarberrigan@gmail.com</w:t>
         </w:r>
+      </w:hyperlink>
+      <w:r>
+        <w:rPr>
+          <w:rFonts w:ascii="Times New Roman" w:hAnsi="Times New Roman" w:cs="Times New Roman"/>
+        </w:rPr>
+        <w:t xml:space="preserve"> </w:t>
+      </w:r>
+      <w:r>
+        <w:rPr>
+          <w:rFonts w:ascii="Times New Roman" w:hAnsi="Times New Roman" w:cs="Times New Roman"/>
+        </w:rPr>
+        <w:t>|</w:t>
+      </w:r>
+    </w:p>
+    <w:p>
+      <w:pPr>
+        <w:tabs>
+          <w:tab w:val="right" w:pos="9990"/>
+        </w:tabs>
+        <w:spacing w:line="240" w:lineRule="auto"/>
+        <w:contextualSpacing/>
+        <w:jc w:val="center"/>
+        <w:rPr>
+          <w:rFonts w:ascii="Times New Roman" w:hAnsi="Times New Roman" w:cs="Times New Roman"/>
+        </w:rPr>
+      </w:pPr>
+      <w:r>
+        <w:rPr>
+          <w:rFonts w:ascii="Times New Roman" w:hAnsi="Times New Roman" w:cs="Times New Roman"/>
+        </w:rPr>
+        <w:t xml:space="preserve"> </w:t>
+      </w:r>
+      <w:hyperlink r:id="rId11" w:history="1">
         <w:r>
           <w:rPr>
             <w:rStyle w:val="Hyperlink"/>
             <w:rFonts w:ascii="Times New Roman" w:hAnsi="Times New Roman" w:cs="Times New Roman"/>
           </w:rPr>
-          <w:t>o</w:t>
-        </w:r>
-        <w:r>
-          <w:rPr>
-            <w:rStyle w:val="Hyperlink"/>
-            <w:rFonts w:ascii="Times New Roman" w:hAnsi="Times New Roman" w:cs="Times New Roman"/>
-          </w:rPr>
-          <w:t>m/in/</w:t>
+          <w:t>linkedin.com/in/</w:t>
         </w:r>
         <w:r>
           <w:rPr>
@@ -135,27 +130,25 @@
       <w:r>
         <w:t xml:space="preserve"> | </w:t>
       </w:r>
-      <w:hyperlink r:id="rId11" w:history="1">
+      <w:hyperlink r:id="rId12" w:history="1">
         <w:r>
           <w:rPr>
             <w:rStyle w:val="Hyperlink"/>
             <w:rFonts w:ascii="Times New Roman" w:hAnsi="Times New Roman" w:cs="Times New Roman"/>
           </w:rPr>
-          <w:t>https://github.com/ItsOsca</w:t>
+          <w:t>github.com/ItsOscarr05</w:t>
         </w:r>
+      </w:hyperlink>
+      <w:r>
+        <w:t xml:space="preserve"> | </w:t>
+      </w:r>
+      <w:hyperlink r:id="rId13" w:history="1">
         <w:r>
           <w:rPr>
             <w:rStyle w:val="Hyperlink"/>
             <w:rFonts w:ascii="Times New Roman" w:hAnsi="Times New Roman" w:cs="Times New Roman"/>
           </w:rPr>
-          <w:t>r</w:t>
-        </w:r>
-        <w:r>
-          <w:rPr>
-            <w:rStyle w:val="Hyperlink"/>
-            <w:rFonts w:ascii="Times New Roman" w:hAnsi="Times New Roman" w:cs="Times New Roman"/>
-          </w:rPr>
-          <w:t>r05</w:t>
+          <w:t>https://oscarberrigan.com/</w:t>
         </w:r>
       </w:hyperlink>
     </w:p>
@@ -407,13 +400,25 @@
           <w:b/>
           <w:bCs/>
         </w:rPr>
-        <w:t>Languages</w:t>
-      </w:r>
-      <w:r>
-        <w:rPr>
-          <w:rFonts w:ascii="Times New Roman" w:hAnsi="Times New Roman" w:cs="Times New Roman"/>
-        </w:rPr>
-        <w:t>: Java, Python, SQL</w:t>
+        <w:t>Data &amp; Analytics:</w:t>
+      </w:r>
+      <w:r>
+        <w:rPr>
+          <w:rFonts w:ascii="Times New Roman" w:hAnsi="Times New Roman" w:cs="Times New Roman"/>
+        </w:rPr>
+        <w:t xml:space="preserve"> Microsoft Excel (Advanced), Microsoft Power BI,</w:t>
+      </w:r>
+      <w:r>
+        <w:rPr>
+          <w:rFonts w:ascii="Times New Roman" w:hAnsi="Times New Roman" w:cs="Times New Roman"/>
+        </w:rPr>
+        <w:t xml:space="preserve"> </w:t>
+      </w:r>
+      <w:r>
+        <w:rPr>
+          <w:rFonts w:ascii="Times New Roman" w:hAnsi="Times New Roman" w:cs="Times New Roman"/>
+        </w:rPr>
+        <w:t>Data Analysis, Data Visualization</w:t>
       </w:r>
     </w:p>
     <w:p>
@@ -433,13 +438,25 @@
           <w:b/>
           <w:bCs/>
         </w:rPr>
-        <w:t>Data &amp; Analytics:</w:t>
-      </w:r>
-      <w:r>
-        <w:rPr>
-          <w:rFonts w:ascii="Times New Roman" w:hAnsi="Times New Roman" w:cs="Times New Roman"/>
-        </w:rPr>
-        <w:t xml:space="preserve"> Microsoft Excel (Advanced), Microsoft Power BI, SQL, Data Analysis, Data Visualization</w:t>
+        <w:t>Languages</w:t>
+      </w:r>
+      <w:r>
+        <w:rPr>
+          <w:rFonts w:ascii="Times New Roman" w:hAnsi="Times New Roman" w:cs="Times New Roman"/>
+        </w:rPr>
+        <w:t xml:space="preserve">: </w:t>
+      </w:r>
+      <w:r>
+        <w:rPr>
+          <w:rFonts w:ascii="Times New Roman" w:hAnsi="Times New Roman" w:cs="Times New Roman"/>
+        </w:rPr>
+        <w:t>Microsoft VBA, SQL, Python, Java</w:t>
+      </w:r>
+      <w:r>
+        <w:rPr>
+          <w:rFonts w:ascii="Times New Roman" w:hAnsi="Times New Roman" w:cs="Times New Roman"/>
+        </w:rPr>
+        <w:t>, HTML &amp; CSS</w:t>
       </w:r>
     </w:p>
     <w:p>
@@ -465,21 +482,7 @@
         <w:rPr>
           <w:rFonts w:ascii="Times New Roman" w:hAnsi="Times New Roman" w:cs="Times New Roman"/>
         </w:rPr>
-        <w:t xml:space="preserve"> </w:t>
-      </w:r>
-      <w:proofErr w:type="spellStart"/>
-      <w:r>
-        <w:rPr>
-          <w:rFonts w:ascii="Times New Roman" w:hAnsi="Times New Roman" w:cs="Times New Roman"/>
-        </w:rPr>
-        <w:t>Supabase</w:t>
-      </w:r>
-      <w:proofErr w:type="spellEnd"/>
-      <w:r>
-        <w:rPr>
-          <w:rFonts w:ascii="Times New Roman" w:hAnsi="Times New Roman" w:cs="Times New Roman"/>
-        </w:rPr>
-        <w:t>, Vercel, OpenAI API, Git/GitHub</w:t>
+        <w:t xml:space="preserve"> Supabase, Vercel, OpenAI API, Git/GitHub</w:t>
       </w:r>
     </w:p>
     <w:p>
@@ -669,7 +672,7 @@
         <w:rPr>
           <w:rFonts w:ascii="Times New Roman" w:hAnsi="Times New Roman" w:cs="Times New Roman"/>
         </w:rPr>
-        <w:t xml:space="preserve">Python for Beginners </w:t>
+        <w:t>Complete Python Bootcamp</w:t>
       </w:r>
     </w:p>
     <w:p>
@@ -1058,7 +1061,6 @@
         </w:rPr>
         <w:t xml:space="preserve">Designed and structured full-stack application architectures using tools such as Python, </w:t>
       </w:r>
-      <w:proofErr w:type="spellStart"/>
       <w:r>
         <w:rPr>
           <w:rFonts w:ascii="Times New Roman" w:hAnsi="Times New Roman" w:cs="Times New Roman"/>
@@ -1069,14 +1071,7 @@
         <w:rPr>
           <w:rFonts w:ascii="Times New Roman" w:hAnsi="Times New Roman" w:cs="Times New Roman"/>
         </w:rPr>
-        <w:t>base</w:t>
-      </w:r>
-      <w:proofErr w:type="spellEnd"/>
-      <w:r>
-        <w:rPr>
-          <w:rFonts w:ascii="Times New Roman" w:hAnsi="Times New Roman" w:cs="Times New Roman"/>
-        </w:rPr>
-        <w:t xml:space="preserve">, </w:t>
+        <w:t xml:space="preserve">base, </w:t>
       </w:r>
       <w:r>
         <w:rPr>
@@ -3599,21 +3594,6 @@
 </file>
 
 <file path=customXml/item1.xml><?xml version="1.0" encoding="utf-8"?>
-<?mso-contentType ?>
-<FormTemplates xmlns="http://schemas.microsoft.com/sharepoint/v3/contenttype/forms">
-  <Display>DocumentLibraryForm</Display>
-  <Edit>DocumentLibraryForm</Edit>
-  <New>DocumentLibraryForm</New>
-</FormTemplates>
-</file>
-
-<file path=customXml/item2.xml><?xml version="1.0" encoding="utf-8"?>
-<p:properties xmlns:p="http://schemas.microsoft.com/office/2006/metadata/properties" xmlns:xsi="http://www.w3.org/2001/XMLSchema-instance" xmlns:pc="http://schemas.microsoft.com/office/infopath/2007/PartnerControls">
-  <documentManagement/>
-</p:properties>
-</file>
-
-<file path=customXml/item3.xml><?xml version="1.0" encoding="utf-8"?>
 <ct:contentTypeSchema xmlns:ct="http://schemas.microsoft.com/office/2006/metadata/contentType" xmlns:ma="http://schemas.microsoft.com/office/2006/metadata/properties/metaAttributes" ct:_="" ma:_="" ma:contentTypeName="Document" ma:contentTypeID="0x0101006099E90DEF68C44FBADD979A23296F21" ma:contentTypeVersion="0" ma:contentTypeDescription="Create a new document." ma:contentTypeScope="" ma:versionID="6645ddf6b9fa259602343a07927057a1">
   <xsd:schema xmlns:xsd="http://www.w3.org/2001/XMLSchema" xmlns:xs="http://www.w3.org/2001/XMLSchema" xmlns:p="http://schemas.microsoft.com/office/2006/metadata/properties" targetNamespace="http://schemas.microsoft.com/office/2006/metadata/properties" ma:root="true" ma:fieldsID="31d5eec3c12ee2e8127422d567928fa7">
     <xsd:element name="properties">
@@ -3727,10 +3707,33 @@
 </ct:contentTypeSchema>
 </file>
 
+<file path=customXml/item2.xml><?xml version="1.0" encoding="utf-8"?>
+<p:properties xmlns:p="http://schemas.microsoft.com/office/2006/metadata/properties" xmlns:xsi="http://www.w3.org/2001/XMLSchema-instance" xmlns:pc="http://schemas.microsoft.com/office/infopath/2007/PartnerControls">
+  <documentManagement/>
+</p:properties>
+</file>
+
+<file path=customXml/item3.xml><?xml version="1.0" encoding="utf-8"?>
+<?mso-contentType ?>
+<FormTemplates xmlns="http://schemas.microsoft.com/sharepoint/v3/contenttype/forms">
+  <Display>DocumentLibraryForm</Display>
+  <Edit>DocumentLibraryForm</Edit>
+  <New>DocumentLibraryForm</New>
+</FormTemplates>
+</file>
+
 <file path=customXml/itemProps1.xml><?xml version="1.0" encoding="utf-8"?>
-<ds:datastoreItem xmlns:ds="http://schemas.openxmlformats.org/officeDocument/2006/customXml" ds:itemID="{6D651868-795D-4D8C-AABB-69AD6803932F}">
+<ds:datastoreItem xmlns:ds="http://schemas.openxmlformats.org/officeDocument/2006/customXml" ds:itemID="{448809B7-C4CB-4E69-8BB8-F15D9C9D1FE5}">
   <ds:schemaRefs>
-    <ds:schemaRef ds:uri="http://schemas.microsoft.com/sharepoint/v3/contenttype/forms"/>
+    <ds:schemaRef ds:uri="http://schemas.microsoft.com/office/2006/metadata/contentType"/>
+    <ds:schemaRef ds:uri="http://schemas.microsoft.com/office/2006/metadata/properties/metaAttributes"/>
+    <ds:schemaRef ds:uri="http://www.w3.org/2001/XMLSchema"/>
+    <ds:schemaRef ds:uri="http://schemas.microsoft.com/office/2006/metadata/properties"/>
+    <ds:schemaRef ds:uri="http://schemas.openxmlformats.org/package/2006/metadata/core-properties"/>
+    <ds:schemaRef ds:uri="http://purl.org/dc/elements/1.1/"/>
+    <ds:schemaRef ds:uri="http://purl.org/dc/terms/"/>
+    <ds:schemaRef ds:uri="http://schemas.microsoft.com/internal/obd"/>
+    <ds:schemaRef ds:uri="http://schemas.microsoft.com/office/infopath/2007/PartnerControls"/>
   </ds:schemaRefs>
 </ds:datastoreItem>
 </file>
@@ -3745,17 +3748,9 @@
 </file>
 
 <file path=customXml/itemProps3.xml><?xml version="1.0" encoding="utf-8"?>
-<ds:datastoreItem xmlns:ds="http://schemas.openxmlformats.org/officeDocument/2006/customXml" ds:itemID="{448809B7-C4CB-4E69-8BB8-F15D9C9D1FE5}">
+<ds:datastoreItem xmlns:ds="http://schemas.openxmlformats.org/officeDocument/2006/customXml" ds:itemID="{6D651868-795D-4D8C-AABB-69AD6803932F}">
   <ds:schemaRefs>
-    <ds:schemaRef ds:uri="http://schemas.microsoft.com/office/2006/metadata/contentType"/>
-    <ds:schemaRef ds:uri="http://schemas.microsoft.com/office/2006/metadata/properties/metaAttributes"/>
-    <ds:schemaRef ds:uri="http://www.w3.org/2001/XMLSchema"/>
-    <ds:schemaRef ds:uri="http://schemas.microsoft.com/office/2006/metadata/properties"/>
-    <ds:schemaRef ds:uri="http://schemas.openxmlformats.org/package/2006/metadata/core-properties"/>
-    <ds:schemaRef ds:uri="http://purl.org/dc/elements/1.1/"/>
-    <ds:schemaRef ds:uri="http://purl.org/dc/terms/"/>
-    <ds:schemaRef ds:uri="http://schemas.microsoft.com/internal/obd"/>
-    <ds:schemaRef ds:uri="http://schemas.microsoft.com/office/infopath/2007/PartnerControls"/>
+    <ds:schemaRef ds:uri="http://schemas.microsoft.com/sharepoint/v3/contenttype/forms"/>
   </ds:schemaRefs>
 </ds:datastoreItem>
 </file>
--- a/assets/OscarBerrigan_Resume_2026.docx
+++ b/assets/OscarBerrigan_Resume_2026.docx
@@ -1,6 +1,6 @@
 
 <file path=word/document.xml><?xml version="1.0" encoding="utf-8"?>
-<w:document xmlns:wpc="http://schemas.microsoft.com/office/word/2010/wordprocessingCanvas" xmlns:cx="http://schemas.microsoft.com/office/drawing/2014/chartex" xmlns:cx1="http://schemas.microsoft.com/office/drawing/2015/9/8/chartex" xmlns:cx2="http://schemas.microsoft.com/office/drawing/2015/10/21/chartex" xmlns:cx3="http://schemas.microsoft.com/office/drawing/2016/5/9/chartex" xmlns:cx4="http://schemas.microsoft.com/office/drawing/2016/5/10/chartex" xmlns:cx5="http://schemas.microsoft.com/office/drawing/2016/5/11/chartex" xmlns:cx6="http://schemas.microsoft.com/office/drawing/2016/5/12/chartex" xmlns:cx7="http://schemas.microsoft.com/office/drawing/2016/5/13/chartex" xmlns:cx8="http://schemas.microsoft.com/office/drawing/2016/5/14/chartex" xmlns:mc="http://schemas.openxmlformats.org/markup-compatibility/2006" xmlns:aink="http://schemas.microsoft.com/office/drawing/2016/ink" xmlns:am3d="http://schemas.microsoft.com/office/drawing/2017/model3d" xmlns:o="urn:schemas-microsoft-com:office:office" xmlns:oel="http://schemas.microsoft.com/office/2019/extlst" xmlns:r="http://schemas.openxmlformats.org/officeDocument/2006/relationships" xmlns:m="http://schemas.openxmlformats.org/officeDocument/2006/math" xmlns:v="urn:schemas-microsoft-com:vml" xmlns:wp14="http://schemas.microsoft.com/office/word/2010/wordprocessingDrawing" xmlns:wp="http://schemas.openxmlformats.org/drawingml/2006/wordprocessingDrawing" xmlns:w10="urn:schemas-microsoft-com:office:word" xmlns:w="http://schemas.openxmlformats.org/wordprocessingml/2006/main" xmlns:w14="http://schemas.microsoft.com/office/word/2010/wordml" xmlns:w15="http://schemas.microsoft.com/office/word/2012/wordml" xmlns:w16cex="http://schemas.microsoft.com/office/word/2018/wordml/cex" xmlns:w16cid="http://schemas.microsoft.com/office/word/2016/wordml/cid" xmlns:w16="http://schemas.microsoft.com/office/word/2018/wordml" xmlns:w16du="http://schemas.microsoft.com/office/word/2023/wordml/word16du" xmlns:w16sdtdh="http://schemas.microsoft.com/office/word/2020/wordml/sdtdatahash" xmlns:w16sdtfl="http://schemas.microsoft.com/office/word/2024/wordml/sdtformatlock" xmlns:w16se="http://schemas.microsoft.com/office/word/2015/wordml/symex" xmlns:wpg="http://schemas.microsoft.com/office/word/2010/wordprocessingGroup" xmlns:wpi="http://schemas.microsoft.com/office/word/2010/wordprocessingInk" xmlns:wne="http://schemas.microsoft.com/office/word/2006/wordml" xmlns:wps="http://schemas.microsoft.com/office/word/2010/wordprocessingShape" mc:Ignorable="w14 w15 w16se w16cid w16 w16cex w16sdtdh w16sdtfl w16du wp14">
+<w:document xmlns:wpc="http://schemas.microsoft.com/office/word/2010/wordprocessingCanvas" xmlns:cx="http://schemas.microsoft.com/office/drawing/2014/chartex" xmlns:cx1="http://schemas.microsoft.com/office/drawing/2015/9/8/chartex" xmlns:cx2="http://schemas.microsoft.com/office/drawing/2015/10/21/chartex" xmlns:cx3="http://schemas.microsoft.com/office/drawing/2016/5/9/chartex" xmlns:cx4="http://schemas.microsoft.com/office/drawing/2016/5/10/chartex" xmlns:cx5="http://schemas.microsoft.com/office/drawing/2016/5/11/chartex" xmlns:cx6="http://schemas.microsoft.com/office/drawing/2016/5/12/chartex" xmlns:cx7="http://schemas.microsoft.com/office/drawing/2016/5/13/chartex" xmlns:cx8="http://schemas.microsoft.com/office/drawing/2016/5/14/chartex" xmlns:mc="http://schemas.openxmlformats.org/markup-compatibility/2006" xmlns:aink="http://schemas.microsoft.com/office/drawing/2016/ink" xmlns:am3d="http://schemas.microsoft.com/office/drawing/2017/model3d" xmlns:o="urn:schemas-microsoft-com:office:office" xmlns:oel="http://schemas.microsoft.com/office/2019/extlst" xmlns:r="http://schemas.openxmlformats.org/officeDocument/2006/relationships" xmlns:m="http://schemas.openxmlformats.org/officeDocument/2006/math" xmlns:v="urn:schemas-microsoft-com:vml" xmlns:wp14="http://schemas.microsoft.com/office/word/2010/wordprocessingDrawing" xmlns:wp="http://schemas.openxmlformats.org/drawingml/2006/wordprocessingDrawing" xmlns:w10="urn:schemas-microsoft-com:office:word" xmlns:w="http://schemas.openxmlformats.org/wordprocessingml/2006/main" xmlns:w14="http://schemas.microsoft.com/office/word/2010/wordml" xmlns:w15="http://schemas.microsoft.com/office/word/2012/wordml" xmlns:w16cei="http://schemas.microsoft.com/office/word/2026/wordml/cei" xmlns:w16cex="http://schemas.microsoft.com/office/word/2018/wordml/cex" xmlns:w16cid="http://schemas.microsoft.com/office/word/2016/wordml/cid" xmlns:w16="http://schemas.microsoft.com/office/word/2018/wordml" xmlns:w16du="http://schemas.microsoft.com/office/word/2023/wordml/word16du" xmlns:w16sdtdh="http://schemas.microsoft.com/office/word/2020/wordml/sdtdatahash" xmlns:w16sdtfl="http://schemas.microsoft.com/office/word/2024/wordml/sdtformatlock" xmlns:w16se="http://schemas.microsoft.com/office/word/2015/wordml/symex" xmlns:wpg="http://schemas.microsoft.com/office/word/2010/wordprocessingGroup" xmlns:wpi="http://schemas.microsoft.com/office/word/2010/wordprocessingInk" xmlns:wne="http://schemas.microsoft.com/office/word/2006/wordml" xmlns:wps="http://schemas.microsoft.com/office/word/2010/wordprocessingShape" mc:Ignorable="w14 w15 w16se w16cid w16 w16cex w16sdtdh w16sdtfl w16du wp14">
   <w:body>
     <w:p>
       <w:pPr>
@@ -400,25 +400,53 @@
           <w:b/>
           <w:bCs/>
         </w:rPr>
-        <w:t>Data &amp; Analytics:</w:t>
-      </w:r>
-      <w:r>
-        <w:rPr>
-          <w:rFonts w:ascii="Times New Roman" w:hAnsi="Times New Roman" w:cs="Times New Roman"/>
-        </w:rPr>
-        <w:t xml:space="preserve"> Microsoft Excel (Advanced), Microsoft Power BI,</w:t>
-      </w:r>
-      <w:r>
-        <w:rPr>
-          <w:rFonts w:ascii="Times New Roman" w:hAnsi="Times New Roman" w:cs="Times New Roman"/>
-        </w:rPr>
-        <w:t xml:space="preserve"> </w:t>
-      </w:r>
-      <w:r>
-        <w:rPr>
-          <w:rFonts w:ascii="Times New Roman" w:hAnsi="Times New Roman" w:cs="Times New Roman"/>
-        </w:rPr>
-        <w:t>Data Analysis, Data Visualization</w:t>
+        <w:t>Languages:</w:t>
+      </w:r>
+      <w:r>
+        <w:rPr>
+          <w:rFonts w:ascii="Times New Roman" w:hAnsi="Times New Roman" w:cs="Times New Roman"/>
+        </w:rPr>
+        <w:t xml:space="preserve"> Python, Java, SQL, VBA, HTML/CSS</w:t>
+      </w:r>
+      <w:r>
+        <w:rPr>
+          <w:rFonts w:ascii="Times New Roman" w:hAnsi="Times New Roman" w:cs="Times New Roman"/>
+        </w:rPr>
+        <w:br/>
+      </w:r>
+      <w:r>
+        <w:rPr>
+          <w:rFonts w:ascii="Times New Roman" w:hAnsi="Times New Roman" w:cs="Times New Roman"/>
+          <w:b/>
+          <w:bCs/>
+        </w:rPr>
+        <w:t>Frameworks/Technologies:</w:t>
+      </w:r>
+      <w:r>
+        <w:rPr>
+          <w:rFonts w:ascii="Times New Roman" w:hAnsi="Times New Roman" w:cs="Times New Roman"/>
+        </w:rPr>
+        <w:t xml:space="preserve"> Supabase, Vercel, OpenAI API</w:t>
+      </w:r>
+      <w:r>
+        <w:rPr>
+          <w:rFonts w:ascii="Times New Roman" w:hAnsi="Times New Roman" w:cs="Times New Roman"/>
+        </w:rPr>
+        <w:br/>
+      </w:r>
+      <w:r>
+        <w:rPr>
+          <w:rFonts w:ascii="Times New Roman" w:hAnsi="Times New Roman" w:cs="Times New Roman"/>
+          <w:b/>
+          <w:bCs/>
+        </w:rPr>
+        <w:t>Developer Tools:</w:t>
+      </w:r>
+      <w:r>
+        <w:rPr>
+          <w:rFonts w:ascii="Times New Roman" w:hAnsi="Times New Roman" w:cs="Times New Roman"/>
+        </w:rPr>
+        <w:t xml:space="preserve"> Git, GitHub</w:t>
       </w:r>
     </w:p>
     <w:p>
@@ -438,25 +466,13 @@
           <w:b/>
           <w:bCs/>
         </w:rPr>
-        <w:t>Languages</w:t>
-      </w:r>
-      <w:r>
-        <w:rPr>
-          <w:rFonts w:ascii="Times New Roman" w:hAnsi="Times New Roman" w:cs="Times New Roman"/>
-        </w:rPr>
-        <w:t xml:space="preserve">: </w:t>
-      </w:r>
-      <w:r>
-        <w:rPr>
-          <w:rFonts w:ascii="Times New Roman" w:hAnsi="Times New Roman" w:cs="Times New Roman"/>
-        </w:rPr>
-        <w:t>Microsoft VBA, SQL, Python, Java</w:t>
-      </w:r>
-      <w:r>
-        <w:rPr>
-          <w:rFonts w:ascii="Times New Roman" w:hAnsi="Times New Roman" w:cs="Times New Roman"/>
-        </w:rPr>
-        <w:t>, HTML &amp; CSS</w:t>
+        <w:t>Other Skills:</w:t>
+      </w:r>
+      <w:r>
+        <w:rPr>
+          <w:rFonts w:ascii="Times New Roman" w:hAnsi="Times New Roman" w:cs="Times New Roman"/>
+        </w:rPr>
+        <w:t xml:space="preserve"> Database Programming, System Debugging, Code Reviews</w:t>
       </w:r>
     </w:p>
     <w:p>
@@ -470,19 +486,37 @@
           <w:rFonts w:ascii="Times New Roman" w:hAnsi="Times New Roman" w:cs="Times New Roman"/>
         </w:rPr>
       </w:pPr>
+    </w:p>
+    <w:p>
+      <w:pPr>
+        <w:tabs>
+          <w:tab w:val="right" w:pos="9990"/>
+        </w:tabs>
+        <w:spacing w:line="240" w:lineRule="auto"/>
+        <w:contextualSpacing/>
+        <w:rPr>
+          <w:rFonts w:ascii="Times New Roman" w:hAnsi="Times New Roman" w:cs="Times New Roman"/>
+        </w:rPr>
+      </w:pPr>
       <w:r>
         <w:rPr>
           <w:rFonts w:ascii="Times New Roman" w:hAnsi="Times New Roman" w:cs="Times New Roman"/>
           <w:b/>
           <w:bCs/>
         </w:rPr>
-        <w:t>Tools &amp; Technologies:</w:t>
-      </w:r>
-      <w:r>
-        <w:rPr>
-          <w:rFonts w:ascii="Times New Roman" w:hAnsi="Times New Roman" w:cs="Times New Roman"/>
-        </w:rPr>
-        <w:t xml:space="preserve"> Supabase, Vercel, OpenAI API, Git/GitHub</w:t>
+        <w:t>Certification(s):</w:t>
+      </w:r>
+      <w:r>
+        <w:rPr>
+          <w:rFonts w:ascii="Times New Roman" w:hAnsi="Times New Roman" w:cs="Times New Roman"/>
+        </w:rPr>
+        <w:t xml:space="preserve"> </w:t>
+      </w:r>
+      <w:r>
+        <w:rPr>
+          <w:rFonts w:ascii="Times New Roman" w:hAnsi="Times New Roman" w:cs="Times New Roman"/>
+        </w:rPr>
+        <w:t>Java Coding for Game Development • Complete Python Bootcamp • MySQL Bootcamp • Responsive Web Design</w:t>
       </w:r>
     </w:p>
     <w:p>
@@ -496,43 +530,22 @@
           <w:rFonts w:ascii="Times New Roman" w:hAnsi="Times New Roman" w:cs="Times New Roman"/>
         </w:rPr>
       </w:pPr>
-      <w:r>
+    </w:p>
+    <w:p>
+      <w:pPr>
+        <w:pBdr>
+          <w:bottom w:val="single" w:sz="6" w:space="1" w:color="auto"/>
+        </w:pBdr>
+        <w:tabs>
+          <w:tab w:val="right" w:pos="9990"/>
+        </w:tabs>
+        <w:spacing w:line="360" w:lineRule="auto"/>
+        <w:contextualSpacing/>
         <w:rPr>
           <w:rFonts w:ascii="Times New Roman" w:hAnsi="Times New Roman" w:cs="Times New Roman"/>
           <w:b/>
           <w:bCs/>
         </w:rPr>
-        <w:t>Other Skills:</w:t>
-      </w:r>
-      <w:r>
-        <w:rPr>
-          <w:rFonts w:ascii="Times New Roman" w:hAnsi="Times New Roman" w:cs="Times New Roman"/>
-        </w:rPr>
-        <w:t xml:space="preserve"> Database Programming, System Debugging, Code Reviews</w:t>
-      </w:r>
-    </w:p>
-    <w:p>
-      <w:pPr>
-        <w:tabs>
-          <w:tab w:val="right" w:pos="9990"/>
-        </w:tabs>
-        <w:spacing w:line="240" w:lineRule="auto"/>
-        <w:contextualSpacing/>
-        <w:rPr>
-          <w:rFonts w:ascii="Times New Roman" w:hAnsi="Times New Roman" w:cs="Times New Roman"/>
-        </w:rPr>
-      </w:pPr>
-    </w:p>
-    <w:p>
-      <w:pPr>
-        <w:tabs>
-          <w:tab w:val="right" w:pos="9990"/>
-        </w:tabs>
-        <w:spacing w:line="240" w:lineRule="auto"/>
-        <w:contextualSpacing/>
-        <w:rPr>
-          <w:rFonts w:ascii="Times New Roman" w:hAnsi="Times New Roman" w:cs="Times New Roman"/>
-        </w:rPr>
       </w:pPr>
       <w:r>
         <w:rPr>
@@ -540,13 +553,83 @@
           <w:b/>
           <w:bCs/>
         </w:rPr>
-        <w:t>Certification(s):</w:t>
+        <w:t>WORK EXPERIENCE</w:t>
+      </w:r>
+    </w:p>
+    <w:p>
+      <w:pPr>
+        <w:tabs>
+          <w:tab w:val="right" w:pos="9990"/>
+        </w:tabs>
+        <w:spacing w:after="0" w:line="240" w:lineRule="auto"/>
+        <w:rPr>
+          <w:rFonts w:ascii="Times New Roman" w:hAnsi="Times New Roman" w:cs="Times New Roman"/>
+          <w:b/>
+          <w:bCs/>
+        </w:rPr>
+      </w:pPr>
+      <w:r>
+        <w:rPr>
+          <w:rFonts w:ascii="Times New Roman" w:hAnsi="Times New Roman" w:cs="Times New Roman"/>
+          <w:b/>
+          <w:bCs/>
+        </w:rPr>
+        <w:t xml:space="preserve">Software Development Projects                                                                                   </w:t>
+      </w:r>
+      <w:r>
+        <w:rPr>
+          <w:rFonts w:ascii="Times New Roman" w:hAnsi="Times New Roman" w:cs="Times New Roman"/>
+        </w:rPr>
+        <w:t>March 202</w:t>
+      </w:r>
+      <w:r>
+        <w:rPr>
+          <w:rFonts w:ascii="Times New Roman" w:hAnsi="Times New Roman" w:cs="Times New Roman"/>
+        </w:rPr>
+        <w:t>5</w:t>
+      </w:r>
+      <w:r>
+        <w:rPr>
+          <w:rFonts w:ascii="Times New Roman" w:hAnsi="Times New Roman" w:cs="Times New Roman"/>
+        </w:rPr>
+        <w:t xml:space="preserve"> - Present</w:t>
+      </w:r>
+    </w:p>
+    <w:p>
+      <w:pPr>
+        <w:pStyle w:val="ListParagraph"/>
+        <w:tabs>
+          <w:tab w:val="right" w:pos="9990"/>
+        </w:tabs>
+        <w:rPr>
+          <w:rFonts w:ascii="Times New Roman" w:hAnsi="Times New Roman" w:cs="Times New Roman"/>
+        </w:rPr>
+      </w:pPr>
+      <w:r>
+        <w:rPr>
+          <w:rFonts w:ascii="Times New Roman" w:hAnsi="Times New Roman" w:cs="Times New Roman"/>
+          <w:b/>
+          <w:bCs/>
+        </w:rPr>
+        <w:t>AssignmentAI</w:t>
+      </w:r>
+      <w:r>
+        <w:rPr>
+          <w:rFonts w:ascii="Times New Roman" w:hAnsi="Times New Roman" w:cs="Times New Roman"/>
+        </w:rPr>
+        <w:t>:</w:t>
       </w:r>
       <w:r>
         <w:rPr>
           <w:rFonts w:ascii="Times New Roman" w:hAnsi="Times New Roman" w:cs="Times New Roman"/>
         </w:rPr>
         <w:t xml:space="preserve"> </w:t>
+      </w:r>
+      <w:r>
+        <w:rPr>
+          <w:rFonts w:ascii="Times New Roman" w:hAnsi="Times New Roman" w:cs="Times New Roman"/>
+        </w:rPr>
+        <w:t>Full-Stack AI Application | TypeScript, OpenAI API, Supabase, Vercel</w:t>
       </w:r>
     </w:p>
     <w:p>
@@ -554,7 +637,7 @@
         <w:pStyle w:val="ListParagraph"/>
         <w:numPr>
           <w:ilvl w:val="0"/>
-          <w:numId w:val="6"/>
+          <w:numId w:val="7"/>
         </w:numPr>
         <w:tabs>
           <w:tab w:val="right" w:pos="9990"/>
@@ -567,7 +650,56 @@
         <w:rPr>
           <w:rFonts w:ascii="Times New Roman" w:hAnsi="Times New Roman" w:cs="Times New Roman"/>
         </w:rPr>
-        <w:t>Microsoft Power BI Desktop for Business Intelligence</w:t>
+        <w:t xml:space="preserve">Built and deployed a full-stack AI application that helps </w:t>
+      </w:r>
+      <w:r>
+        <w:rPr>
+          <w:rFonts w:ascii="Times New Roman" w:hAnsi="Times New Roman" w:cs="Times New Roman"/>
+        </w:rPr>
+        <w:t>teachers to generate assignments for their students</w:t>
+      </w:r>
+      <w:r>
+        <w:rPr>
+          <w:rFonts w:ascii="Times New Roman" w:hAnsi="Times New Roman" w:cs="Times New Roman"/>
+        </w:rPr>
+        <w:t>, integrating the OpenAI API with Supabase for AI-powered functionality and data management.</w:t>
+      </w:r>
+    </w:p>
+    <w:p>
+      <w:pPr>
+        <w:pStyle w:val="ListParagraph"/>
+        <w:tabs>
+          <w:tab w:val="right" w:pos="9990"/>
+        </w:tabs>
+        <w:rPr>
+          <w:rFonts w:ascii="Times New Roman" w:hAnsi="Times New Roman" w:cs="Times New Roman"/>
+        </w:rPr>
+      </w:pPr>
+      <w:r>
+        <w:rPr>
+          <w:rFonts w:ascii="Times New Roman" w:hAnsi="Times New Roman" w:cs="Times New Roman"/>
+          <w:b/>
+          <w:bCs/>
+        </w:rPr>
+        <w:t>Alyne</w:t>
+      </w:r>
+      <w:r>
+        <w:rPr>
+          <w:rFonts w:ascii="Times New Roman" w:hAnsi="Times New Roman" w:cs="Times New Roman"/>
+        </w:rPr>
+        <w:t>:</w:t>
+      </w:r>
+      <w:r>
+        <w:rPr>
+          <w:rFonts w:ascii="Times New Roman" w:hAnsi="Times New Roman" w:cs="Times New Roman"/>
+        </w:rPr>
+        <w:t xml:space="preserve"> </w:t>
+      </w:r>
+      <w:r>
+        <w:rPr>
+          <w:rFonts w:ascii="Times New Roman" w:hAnsi="Times New Roman" w:cs="Times New Roman"/>
+        </w:rPr>
+        <w:t>Mobile Marketplace | TypeScript, React Native, Expo, Supabase</w:t>
       </w:r>
     </w:p>
     <w:p>
@@ -575,7 +707,7 @@
         <w:pStyle w:val="ListParagraph"/>
         <w:numPr>
           <w:ilvl w:val="0"/>
-          <w:numId w:val="6"/>
+          <w:numId w:val="8"/>
         </w:numPr>
         <w:tabs>
           <w:tab w:val="right" w:pos="9990"/>
@@ -588,7 +720,44 @@
         <w:rPr>
           <w:rFonts w:ascii="Times New Roman" w:hAnsi="Times New Roman" w:cs="Times New Roman"/>
         </w:rPr>
-        <w:t>Microsoft Excel: Beginner to Advanced</w:t>
+        <w:t>Developed and deployed a two-sided mobile marketplace connecting local wellness providers with clients, implementing provider profiles, booking workflows, and client activity tracking with a TypeScript/Supabase backend.</w:t>
+      </w:r>
+    </w:p>
+    <w:p>
+      <w:pPr>
+        <w:pStyle w:val="ListParagraph"/>
+        <w:tabs>
+          <w:tab w:val="right" w:pos="9990"/>
+        </w:tabs>
+        <w:rPr>
+          <w:rFonts w:ascii="Times New Roman" w:hAnsi="Times New Roman" w:cs="Times New Roman"/>
+        </w:rPr>
+      </w:pPr>
+      <w:r>
+        <w:rPr>
+          <w:rFonts w:ascii="Times New Roman" w:hAnsi="Times New Roman" w:cs="Times New Roman"/>
+          <w:b/>
+          <w:bCs/>
+        </w:rPr>
+        <w:t>QuadWear</w:t>
+      </w:r>
+      <w:r>
+        <w:rPr>
+          <w:rFonts w:ascii="Times New Roman" w:hAnsi="Times New Roman" w:cs="Times New Roman"/>
+        </w:rPr>
+        <w:t xml:space="preserve">: </w:t>
+      </w:r>
+      <w:r>
+        <w:rPr>
+          <w:rFonts w:ascii="Times New Roman" w:hAnsi="Times New Roman" w:cs="Times New Roman"/>
+        </w:rPr>
+        <w:t>E</w:t>
+      </w:r>
+      <w:r>
+        <w:rPr>
+          <w:rFonts w:ascii="Times New Roman" w:hAnsi="Times New Roman" w:cs="Times New Roman"/>
+        </w:rPr>
+        <w:t>-Commerce Platform | Next.js, TypeScript, Stripe, Vercel</w:t>
       </w:r>
     </w:p>
     <w:p>
@@ -596,7 +765,7 @@
         <w:pStyle w:val="ListParagraph"/>
         <w:numPr>
           <w:ilvl w:val="0"/>
-          <w:numId w:val="6"/>
+          <w:numId w:val="9"/>
         </w:numPr>
         <w:tabs>
           <w:tab w:val="right" w:pos="9990"/>
@@ -609,16 +778,12 @@
         <w:rPr>
           <w:rFonts w:ascii="Times New Roman" w:hAnsi="Times New Roman" w:cs="Times New Roman"/>
         </w:rPr>
-        <w:t xml:space="preserve">The Ultimate MySQL Bootcamp: Go from SQL Beginner to Expert </w:t>
+        <w:t>Built and deployed a production e-commerce storefront with product catalog, shopping cart, and Stripe payment integration, using Next.js and TypeScript and hosting the application on Vercel.</w:t>
       </w:r>
     </w:p>
     <w:p>
       <w:pPr>
         <w:pStyle w:val="ListParagraph"/>
-        <w:numPr>
-          <w:ilvl w:val="0"/>
-          <w:numId w:val="6"/>
-        </w:numPr>
         <w:tabs>
           <w:tab w:val="right" w:pos="9990"/>
         </w:tabs>
@@ -626,113 +791,6 @@
           <w:rFonts w:ascii="Times New Roman" w:hAnsi="Times New Roman" w:cs="Times New Roman"/>
         </w:rPr>
       </w:pPr>
-      <w:r>
-        <w:rPr>
-          <w:rFonts w:ascii="Times New Roman" w:hAnsi="Times New Roman" w:cs="Times New Roman"/>
-        </w:rPr>
-        <w:t xml:space="preserve">Responsive Web Design </w:t>
-      </w:r>
-    </w:p>
-    <w:p>
-      <w:pPr>
-        <w:pStyle w:val="ListParagraph"/>
-        <w:numPr>
-          <w:ilvl w:val="0"/>
-          <w:numId w:val="6"/>
-        </w:numPr>
-        <w:tabs>
-          <w:tab w:val="right" w:pos="9990"/>
-        </w:tabs>
-        <w:rPr>
-          <w:rFonts w:ascii="Times New Roman" w:hAnsi="Times New Roman" w:cs="Times New Roman"/>
-        </w:rPr>
-      </w:pPr>
-      <w:r>
-        <w:rPr>
-          <w:rFonts w:ascii="Times New Roman" w:hAnsi="Times New Roman" w:cs="Times New Roman"/>
-        </w:rPr>
-        <w:t xml:space="preserve">Java Coding for Game Development </w:t>
-      </w:r>
-    </w:p>
-    <w:p>
-      <w:pPr>
-        <w:pStyle w:val="ListParagraph"/>
-        <w:numPr>
-          <w:ilvl w:val="0"/>
-          <w:numId w:val="6"/>
-        </w:numPr>
-        <w:tabs>
-          <w:tab w:val="right" w:pos="9990"/>
-        </w:tabs>
-        <w:rPr>
-          <w:rFonts w:ascii="Times New Roman" w:hAnsi="Times New Roman" w:cs="Times New Roman"/>
-        </w:rPr>
-      </w:pPr>
-      <w:r>
-        <w:rPr>
-          <w:rFonts w:ascii="Times New Roman" w:hAnsi="Times New Roman" w:cs="Times New Roman"/>
-        </w:rPr>
-        <w:t>Complete Python Bootcamp</w:t>
-      </w:r>
-    </w:p>
-    <w:p>
-      <w:pPr>
-        <w:pStyle w:val="ListParagraph"/>
-        <w:numPr>
-          <w:ilvl w:val="0"/>
-          <w:numId w:val="6"/>
-        </w:numPr>
-        <w:tabs>
-          <w:tab w:val="right" w:pos="9990"/>
-        </w:tabs>
-        <w:spacing w:line="240" w:lineRule="auto"/>
-        <w:rPr>
-          <w:rFonts w:ascii="Times New Roman" w:hAnsi="Times New Roman" w:cs="Times New Roman"/>
-        </w:rPr>
-      </w:pPr>
-      <w:r>
-        <w:rPr>
-          <w:rFonts w:ascii="Times New Roman" w:hAnsi="Times New Roman" w:cs="Times New Roman"/>
-        </w:rPr>
-        <w:t>100W Cybersecurity for Industrial Control Systems</w:t>
-      </w:r>
-    </w:p>
-    <w:p>
-      <w:pPr>
-        <w:tabs>
-          <w:tab w:val="right" w:pos="9990"/>
-        </w:tabs>
-        <w:spacing w:line="240" w:lineRule="auto"/>
-        <w:contextualSpacing/>
-        <w:rPr>
-          <w:rFonts w:ascii="Times New Roman" w:hAnsi="Times New Roman" w:cs="Times New Roman"/>
-        </w:rPr>
-      </w:pPr>
-    </w:p>
-    <w:p>
-      <w:pPr>
-        <w:pBdr>
-          <w:bottom w:val="single" w:sz="6" w:space="1" w:color="auto"/>
-        </w:pBdr>
-        <w:tabs>
-          <w:tab w:val="right" w:pos="9990"/>
-        </w:tabs>
-        <w:spacing w:line="360" w:lineRule="auto"/>
-        <w:contextualSpacing/>
-        <w:rPr>
-          <w:rFonts w:ascii="Times New Roman" w:hAnsi="Times New Roman" w:cs="Times New Roman"/>
-          <w:b/>
-          <w:bCs/>
-        </w:rPr>
-      </w:pPr>
-      <w:r>
-        <w:rPr>
-          <w:rFonts w:ascii="Times New Roman" w:hAnsi="Times New Roman" w:cs="Times New Roman"/>
-          <w:b/>
-          <w:bCs/>
-        </w:rPr>
-        <w:t>WORK EXPERIENCE</w:t>
-      </w:r>
     </w:p>
     <w:p>
       <w:pPr>
@@ -957,6 +1015,20 @@
         <w:spacing w:after="0" w:line="240" w:lineRule="auto"/>
         <w:rPr>
           <w:rFonts w:ascii="Times New Roman" w:hAnsi="Times New Roman" w:cs="Times New Roman"/>
+        </w:rPr>
+      </w:pPr>
+    </w:p>
+    <w:p>
+      <w:pPr>
+        <w:pBdr>
+          <w:bottom w:val="single" w:sz="6" w:space="1" w:color="auto"/>
+        </w:pBdr>
+        <w:tabs>
+          <w:tab w:val="right" w:pos="9990"/>
+        </w:tabs>
+        <w:spacing w:after="0" w:line="360" w:lineRule="auto"/>
+        <w:rPr>
+          <w:rFonts w:ascii="Times New Roman" w:hAnsi="Times New Roman" w:cs="Times New Roman"/>
           <w:b/>
           <w:bCs/>
         </w:rPr>
@@ -967,37 +1039,49 @@
           <w:b/>
           <w:bCs/>
         </w:rPr>
-        <w:t xml:space="preserve">Entrepreneurial </w:t>
-      </w:r>
+        <w:t>EXTRACURRICULAR ACTIVITIES</w:t>
+      </w:r>
+    </w:p>
+    <w:p>
+      <w:pPr>
+        <w:tabs>
+          <w:tab w:val="right" w:pos="9990"/>
+        </w:tabs>
+        <w:spacing w:after="0" w:line="240" w:lineRule="auto"/>
+        <w:contextualSpacing/>
+        <w:rPr>
+          <w:rFonts w:ascii="Times New Roman" w:hAnsi="Times New Roman" w:cs="Times New Roman"/>
+        </w:rPr>
+      </w:pPr>
       <w:r>
         <w:rPr>
           <w:rFonts w:ascii="Times New Roman" w:hAnsi="Times New Roman" w:cs="Times New Roman"/>
           <w:b/>
           <w:bCs/>
         </w:rPr>
-        <w:t>Venture</w:t>
-      </w:r>
-      <w:r>
-        <w:rPr>
-          <w:rFonts w:ascii="Times New Roman" w:hAnsi="Times New Roman" w:cs="Times New Roman"/>
-          <w:b/>
-          <w:bCs/>
-        </w:rPr>
-        <w:t xml:space="preserve">                                                                                               </w:t>
-      </w:r>
-      <w:r>
-        <w:rPr>
-          <w:rFonts w:ascii="Times New Roman" w:hAnsi="Times New Roman" w:cs="Times New Roman"/>
-          <w:b/>
-          <w:bCs/>
-        </w:rPr>
-        <w:t xml:space="preserve">         </w:t>
-      </w:r>
-      <w:r>
-        <w:rPr>
-          <w:rFonts w:ascii="Times New Roman" w:hAnsi="Times New Roman" w:cs="Times New Roman"/>
-          <w:b/>
-          <w:bCs/>
+        <w:t>Sprinter</w:t>
+      </w:r>
+      <w:r>
+        <w:rPr>
+          <w:rFonts w:ascii="Times New Roman" w:hAnsi="Times New Roman" w:cs="Times New Roman"/>
+        </w:rPr>
+        <w:t xml:space="preserve">, </w:t>
+      </w:r>
+      <w:r>
+        <w:rPr>
+          <w:rFonts w:ascii="Times New Roman" w:hAnsi="Times New Roman" w:cs="Times New Roman"/>
+        </w:rPr>
+        <w:t>Hayfield Track &amp; Field</w:t>
+      </w:r>
+      <w:r>
+        <w:rPr>
+          <w:rFonts w:ascii="Times New Roman" w:hAnsi="Times New Roman" w:cs="Times New Roman"/>
+        </w:rPr>
+        <w:t>,</w:t>
+      </w:r>
+      <w:r>
+        <w:rPr>
+          <w:rFonts w:ascii="Times New Roman" w:hAnsi="Times New Roman" w:cs="Times New Roman"/>
         </w:rPr>
         <w:t xml:space="preserve"> </w:t>
       </w:r>
@@ -1005,19 +1089,67 @@
         <w:rPr>
           <w:rFonts w:ascii="Times New Roman" w:hAnsi="Times New Roman" w:cs="Times New Roman"/>
         </w:rPr>
-        <w:t>March 202</w:t>
-      </w:r>
-      <w:r>
-        <w:rPr>
-          <w:rFonts w:ascii="Times New Roman" w:hAnsi="Times New Roman" w:cs="Times New Roman"/>
-        </w:rPr>
-        <w:t>5</w:t>
-      </w:r>
-      <w:r>
-        <w:rPr>
-          <w:rFonts w:ascii="Times New Roman" w:hAnsi="Times New Roman" w:cs="Times New Roman"/>
-        </w:rPr>
-        <w:t xml:space="preserve"> - Present</w:t>
+        <w:t>Alexandria</w:t>
+      </w:r>
+      <w:r>
+        <w:rPr>
+          <w:rFonts w:ascii="Times New Roman" w:hAnsi="Times New Roman" w:cs="Times New Roman"/>
+        </w:rPr>
+        <w:t xml:space="preserve">, </w:t>
+      </w:r>
+      <w:r>
+        <w:rPr>
+          <w:rFonts w:ascii="Times New Roman" w:hAnsi="Times New Roman" w:cs="Times New Roman"/>
+        </w:rPr>
+        <w:t>VA</w:t>
+      </w:r>
+      <w:r>
+        <w:rPr>
+          <w:rFonts w:ascii="Times New Roman" w:hAnsi="Times New Roman" w:cs="Times New Roman"/>
+        </w:rPr>
+        <w:tab/>
+      </w:r>
+      <w:r>
+        <w:rPr>
+          <w:rFonts w:ascii="Times New Roman" w:hAnsi="Times New Roman" w:cs="Times New Roman"/>
+        </w:rPr>
+        <w:t>February</w:t>
+      </w:r>
+      <w:r>
+        <w:rPr>
+          <w:rFonts w:ascii="Times New Roman" w:hAnsi="Times New Roman" w:cs="Times New Roman"/>
+        </w:rPr>
+        <w:t xml:space="preserve"> </w:t>
+      </w:r>
+      <w:r>
+        <w:rPr>
+          <w:rFonts w:ascii="Times New Roman" w:hAnsi="Times New Roman" w:cs="Times New Roman"/>
+        </w:rPr>
+        <w:t>2024</w:t>
+      </w:r>
+      <w:r>
+        <w:rPr>
+          <w:rFonts w:ascii="Times New Roman" w:hAnsi="Times New Roman" w:cs="Times New Roman"/>
+        </w:rPr>
+        <w:t xml:space="preserve"> – </w:t>
+      </w:r>
+      <w:r>
+        <w:rPr>
+          <w:rFonts w:ascii="Times New Roman" w:hAnsi="Times New Roman" w:cs="Times New Roman"/>
+        </w:rPr>
+        <w:t>May</w:t>
+      </w:r>
+      <w:r>
+        <w:rPr>
+          <w:rFonts w:ascii="Times New Roman" w:hAnsi="Times New Roman" w:cs="Times New Roman"/>
+        </w:rPr>
+        <w:t xml:space="preserve"> </w:t>
+      </w:r>
+      <w:r>
+        <w:rPr>
+          <w:rFonts w:ascii="Times New Roman" w:hAnsi="Times New Roman" w:cs="Times New Roman"/>
+        </w:rPr>
+        <w:t>2024</w:t>
       </w:r>
     </w:p>
     <w:p>
@@ -1030,15 +1162,16 @@
         <w:tabs>
           <w:tab w:val="right" w:pos="9990"/>
         </w:tabs>
-        <w:rPr>
-          <w:rFonts w:ascii="Times New Roman" w:hAnsi="Times New Roman" w:cs="Times New Roman"/>
-        </w:rPr>
-      </w:pPr>
-      <w:r>
-        <w:rPr>
-          <w:rFonts w:ascii="Times New Roman" w:hAnsi="Times New Roman" w:cs="Times New Roman"/>
-        </w:rPr>
-        <w:t xml:space="preserve">Developed and conceptualized multiple AI-driven software applications, including productivity and educational platforms leveraging generative AI technologies and workflow automation. </w:t>
+        <w:spacing w:after="0" w:line="240" w:lineRule="auto"/>
+        <w:rPr>
+          <w:rFonts w:ascii="Times New Roman" w:hAnsi="Times New Roman" w:cs="Times New Roman"/>
+        </w:rPr>
+      </w:pPr>
+      <w:r>
+        <w:rPr>
+          <w:rFonts w:ascii="Times New Roman" w:hAnsi="Times New Roman" w:cs="Times New Roman"/>
+        </w:rPr>
+        <w:t>Trained 5 days per week to improve sprint speed, explosiveness, and endurance</w:t>
       </w:r>
     </w:p>
     <w:p>
@@ -1051,39 +1184,28 @@
         <w:tabs>
           <w:tab w:val="right" w:pos="9990"/>
         </w:tabs>
-        <w:rPr>
-          <w:rFonts w:ascii="Times New Roman" w:hAnsi="Times New Roman" w:cs="Times New Roman"/>
-        </w:rPr>
-      </w:pPr>
-      <w:r>
-        <w:rPr>
-          <w:rFonts w:ascii="Times New Roman" w:hAnsi="Times New Roman" w:cs="Times New Roman"/>
-        </w:rPr>
-        <w:t xml:space="preserve">Designed and structured full-stack application architectures using tools such as Python, </w:t>
-      </w:r>
-      <w:r>
-        <w:rPr>
-          <w:rFonts w:ascii="Times New Roman" w:hAnsi="Times New Roman" w:cs="Times New Roman"/>
-        </w:rPr>
-        <w:t>Supa</w:t>
-      </w:r>
-      <w:r>
-        <w:rPr>
-          <w:rFonts w:ascii="Times New Roman" w:hAnsi="Times New Roman" w:cs="Times New Roman"/>
-        </w:rPr>
-        <w:t xml:space="preserve">base, </w:t>
-      </w:r>
-      <w:r>
-        <w:rPr>
-          <w:rFonts w:ascii="Times New Roman" w:hAnsi="Times New Roman" w:cs="Times New Roman"/>
-        </w:rPr>
-        <w:t>Vercel</w:t>
-      </w:r>
-      <w:r>
-        <w:rPr>
-          <w:rFonts w:ascii="Times New Roman" w:hAnsi="Times New Roman" w:cs="Times New Roman"/>
-        </w:rPr>
-        <w:t xml:space="preserve">, and OpenAI APIs to streamline user experiences and automate repetitive tasks. </w:t>
+        <w:spacing w:after="0" w:line="240" w:lineRule="auto"/>
+        <w:rPr>
+          <w:rFonts w:ascii="Times New Roman" w:hAnsi="Times New Roman" w:cs="Times New Roman"/>
+        </w:rPr>
+      </w:pPr>
+      <w:r>
+        <w:rPr>
+          <w:rFonts w:ascii="Times New Roman" w:hAnsi="Times New Roman" w:cs="Times New Roman"/>
+        </w:rPr>
+        <w:t xml:space="preserve">Competed in </w:t>
+      </w:r>
+      <w:r>
+        <w:rPr>
+          <w:rFonts w:ascii="Times New Roman" w:hAnsi="Times New Roman" w:cs="Times New Roman"/>
+        </w:rPr>
+        <w:t>10+ races</w:t>
+      </w:r>
+      <w:r>
+        <w:rPr>
+          <w:rFonts w:ascii="Times New Roman" w:hAnsi="Times New Roman" w:cs="Times New Roman"/>
+        </w:rPr>
+        <w:t xml:space="preserve"> representing Hayfield in sprint events</w:t>
       </w:r>
     </w:p>
     <w:p>
@@ -1096,15 +1218,16 @@
         <w:tabs>
           <w:tab w:val="right" w:pos="9990"/>
         </w:tabs>
-        <w:rPr>
-          <w:rFonts w:ascii="Times New Roman" w:hAnsi="Times New Roman" w:cs="Times New Roman"/>
-        </w:rPr>
-      </w:pPr>
-      <w:r>
-        <w:rPr>
-          <w:rFonts w:ascii="Times New Roman" w:hAnsi="Times New Roman" w:cs="Times New Roman"/>
-        </w:rPr>
-        <w:t>Built and managed personal software projects exceeding 50+ organized development files, implementing scalable project structures, backend integrations, and AI-assisted workflows.</w:t>
+        <w:spacing w:after="0" w:line="240" w:lineRule="auto"/>
+        <w:rPr>
+          <w:rFonts w:ascii="Times New Roman" w:hAnsi="Times New Roman" w:cs="Times New Roman"/>
+        </w:rPr>
+      </w:pPr>
+      <w:r>
+        <w:rPr>
+          <w:rFonts w:ascii="Times New Roman" w:hAnsi="Times New Roman" w:cs="Times New Roman"/>
+        </w:rPr>
+        <w:t>Improved sprint technique by practicing starts, acceleration, and form mechanics</w:t>
       </w:r>
     </w:p>
     <w:p>
@@ -1117,405 +1240,17 @@
         <w:tabs>
           <w:tab w:val="right" w:pos="9990"/>
         </w:tabs>
-        <w:rPr>
-          <w:rFonts w:ascii="Times New Roman" w:hAnsi="Times New Roman" w:cs="Times New Roman"/>
-        </w:rPr>
-      </w:pPr>
-      <w:r>
-        <w:rPr>
-          <w:rFonts w:ascii="Times New Roman" w:hAnsi="Times New Roman" w:cs="Times New Roman"/>
-        </w:rPr>
-        <w:t>Leveraged prompt engineering and generative AI tools to accelerate software development, UI/UX ideation, debugging, and application prototyping, reducing</w:t>
-      </w:r>
-      <w:r>
-        <w:rPr>
-          <w:rFonts w:ascii="Times New Roman" w:hAnsi="Times New Roman" w:cs="Times New Roman"/>
-        </w:rPr>
-        <w:t xml:space="preserve"> </w:t>
-      </w:r>
-      <w:r>
-        <w:rPr>
-          <w:rFonts w:ascii="Times New Roman" w:hAnsi="Times New Roman" w:cs="Times New Roman"/>
-        </w:rPr>
-        <w:t>application planning and development time by an estimated 40%.</w:t>
-      </w:r>
-    </w:p>
-    <w:p>
-      <w:pPr>
-        <w:pStyle w:val="ListParagraph"/>
-        <w:numPr>
-          <w:ilvl w:val="0"/>
-          <w:numId w:val="4"/>
-        </w:numPr>
-        <w:tabs>
-          <w:tab w:val="right" w:pos="9990"/>
-        </w:tabs>
-        <w:rPr>
-          <w:rFonts w:ascii="Times New Roman" w:hAnsi="Times New Roman" w:cs="Times New Roman"/>
-        </w:rPr>
-      </w:pPr>
-      <w:r>
-        <w:rPr>
-          <w:rFonts w:ascii="Times New Roman" w:hAnsi="Times New Roman" w:cs="Times New Roman"/>
-        </w:rPr>
-        <w:t>Conducted independent market research and feature planning for startup-oriented SaaS products, including freemium pricing models, authentication systems, and cross-platform deployment strategies.</w:t>
-      </w:r>
-    </w:p>
-    <w:p>
-      <w:pPr>
-        <w:tabs>
-          <w:tab w:val="right" w:pos="9990"/>
-        </w:tabs>
         <w:spacing w:after="0" w:line="240" w:lineRule="auto"/>
         <w:rPr>
           <w:rFonts w:ascii="Times New Roman" w:hAnsi="Times New Roman" w:cs="Times New Roman"/>
         </w:rPr>
       </w:pPr>
-    </w:p>
-    <w:p>
-      <w:pPr>
-        <w:tabs>
-          <w:tab w:val="right" w:pos="9990"/>
-        </w:tabs>
-        <w:spacing w:after="0" w:line="240" w:lineRule="auto"/>
-        <w:rPr>
-          <w:rFonts w:ascii="Times New Roman" w:hAnsi="Times New Roman" w:cs="Times New Roman"/>
-        </w:rPr>
-      </w:pPr>
-    </w:p>
-    <w:p>
-      <w:pPr>
-        <w:pBdr>
-          <w:bottom w:val="single" w:sz="6" w:space="1" w:color="auto"/>
-        </w:pBdr>
-        <w:tabs>
-          <w:tab w:val="right" w:pos="9990"/>
-        </w:tabs>
-        <w:spacing w:after="0" w:line="360" w:lineRule="auto"/>
-        <w:rPr>
-          <w:rFonts w:ascii="Times New Roman" w:hAnsi="Times New Roman" w:cs="Times New Roman"/>
-          <w:b/>
-          <w:bCs/>
-        </w:rPr>
-      </w:pPr>
-      <w:r>
-        <w:rPr>
-          <w:rFonts w:ascii="Times New Roman" w:hAnsi="Times New Roman" w:cs="Times New Roman"/>
-          <w:b/>
-          <w:bCs/>
-        </w:rPr>
-        <w:lastRenderedPageBreak/>
-        <w:t>EXTRACURRICULAR ACTIVITIES</w:t>
-      </w:r>
-    </w:p>
-    <w:p>
-      <w:pPr>
-        <w:tabs>
-          <w:tab w:val="right" w:pos="9990"/>
-        </w:tabs>
-        <w:spacing w:after="0" w:line="240" w:lineRule="auto"/>
-        <w:contextualSpacing/>
-        <w:rPr>
-          <w:rFonts w:ascii="Times New Roman" w:hAnsi="Times New Roman" w:cs="Times New Roman"/>
-        </w:rPr>
-      </w:pPr>
-      <w:r>
-        <w:rPr>
-          <w:rFonts w:ascii="Times New Roman" w:hAnsi="Times New Roman" w:cs="Times New Roman"/>
-          <w:b/>
-          <w:bCs/>
-        </w:rPr>
-        <w:t>Sprinter</w:t>
-      </w:r>
-      <w:r>
-        <w:rPr>
-          <w:rFonts w:ascii="Times New Roman" w:hAnsi="Times New Roman" w:cs="Times New Roman"/>
-        </w:rPr>
-        <w:t xml:space="preserve">, </w:t>
-      </w:r>
-      <w:r>
-        <w:rPr>
-          <w:rFonts w:ascii="Times New Roman" w:hAnsi="Times New Roman" w:cs="Times New Roman"/>
-        </w:rPr>
-        <w:t>Hayfield Track &amp; Field</w:t>
-      </w:r>
-      <w:r>
-        <w:rPr>
-          <w:rFonts w:ascii="Times New Roman" w:hAnsi="Times New Roman" w:cs="Times New Roman"/>
-        </w:rPr>
-        <w:t>,</w:t>
-      </w:r>
-      <w:r>
-        <w:rPr>
-          <w:rFonts w:ascii="Times New Roman" w:hAnsi="Times New Roman" w:cs="Times New Roman"/>
-        </w:rPr>
-        <w:t xml:space="preserve"> </w:t>
-      </w:r>
-      <w:r>
-        <w:rPr>
-          <w:rFonts w:ascii="Times New Roman" w:hAnsi="Times New Roman" w:cs="Times New Roman"/>
-        </w:rPr>
-        <w:t>Alexandria</w:t>
-      </w:r>
-      <w:r>
-        <w:rPr>
-          <w:rFonts w:ascii="Times New Roman" w:hAnsi="Times New Roman" w:cs="Times New Roman"/>
-        </w:rPr>
-        <w:t xml:space="preserve">, </w:t>
-      </w:r>
-      <w:r>
-        <w:rPr>
-          <w:rFonts w:ascii="Times New Roman" w:hAnsi="Times New Roman" w:cs="Times New Roman"/>
-        </w:rPr>
-        <w:t>VA</w:t>
-      </w:r>
-      <w:r>
-        <w:rPr>
-          <w:rFonts w:ascii="Times New Roman" w:hAnsi="Times New Roman" w:cs="Times New Roman"/>
-        </w:rPr>
-        <w:tab/>
-      </w:r>
-      <w:r>
-        <w:rPr>
-          <w:rFonts w:ascii="Times New Roman" w:hAnsi="Times New Roman" w:cs="Times New Roman"/>
-        </w:rPr>
-        <w:t>February</w:t>
-      </w:r>
-      <w:r>
-        <w:rPr>
-          <w:rFonts w:ascii="Times New Roman" w:hAnsi="Times New Roman" w:cs="Times New Roman"/>
-        </w:rPr>
-        <w:t xml:space="preserve"> </w:t>
-      </w:r>
-      <w:r>
-        <w:rPr>
-          <w:rFonts w:ascii="Times New Roman" w:hAnsi="Times New Roman" w:cs="Times New Roman"/>
-        </w:rPr>
-        <w:t>2024</w:t>
-      </w:r>
-      <w:r>
-        <w:rPr>
-          <w:rFonts w:ascii="Times New Roman" w:hAnsi="Times New Roman" w:cs="Times New Roman"/>
-        </w:rPr>
-        <w:t xml:space="preserve"> – </w:t>
-      </w:r>
-      <w:r>
-        <w:rPr>
-          <w:rFonts w:ascii="Times New Roman" w:hAnsi="Times New Roman" w:cs="Times New Roman"/>
-        </w:rPr>
-        <w:t>May</w:t>
-      </w:r>
-      <w:r>
-        <w:rPr>
-          <w:rFonts w:ascii="Times New Roman" w:hAnsi="Times New Roman" w:cs="Times New Roman"/>
-        </w:rPr>
-        <w:t xml:space="preserve"> </w:t>
-      </w:r>
-      <w:r>
-        <w:rPr>
-          <w:rFonts w:ascii="Times New Roman" w:hAnsi="Times New Roman" w:cs="Times New Roman"/>
-        </w:rPr>
-        <w:t>2024</w:t>
-      </w:r>
-    </w:p>
-    <w:p>
-      <w:pPr>
-        <w:pStyle w:val="ListParagraph"/>
-        <w:numPr>
-          <w:ilvl w:val="0"/>
-          <w:numId w:val="4"/>
-        </w:numPr>
-        <w:tabs>
-          <w:tab w:val="right" w:pos="9990"/>
-        </w:tabs>
-        <w:spacing w:after="0" w:line="240" w:lineRule="auto"/>
-        <w:rPr>
-          <w:rFonts w:ascii="Times New Roman" w:hAnsi="Times New Roman" w:cs="Times New Roman"/>
-        </w:rPr>
-      </w:pPr>
-      <w:r>
-        <w:rPr>
-          <w:rFonts w:ascii="Times New Roman" w:hAnsi="Times New Roman" w:cs="Times New Roman"/>
-        </w:rPr>
-        <w:t>Trained 5 days per week to improve sprint speed, explosiveness, and endurance</w:t>
-      </w:r>
-    </w:p>
-    <w:p>
-      <w:pPr>
-        <w:pStyle w:val="ListParagraph"/>
-        <w:numPr>
-          <w:ilvl w:val="0"/>
-          <w:numId w:val="4"/>
-        </w:numPr>
-        <w:tabs>
-          <w:tab w:val="right" w:pos="9990"/>
-        </w:tabs>
-        <w:spacing w:after="0" w:line="240" w:lineRule="auto"/>
-        <w:rPr>
-          <w:rFonts w:ascii="Times New Roman" w:hAnsi="Times New Roman" w:cs="Times New Roman"/>
-        </w:rPr>
-      </w:pPr>
-      <w:r>
-        <w:rPr>
-          <w:rFonts w:ascii="Times New Roman" w:hAnsi="Times New Roman" w:cs="Times New Roman"/>
-        </w:rPr>
-        <w:t xml:space="preserve">Competed in </w:t>
-      </w:r>
-      <w:r>
-        <w:rPr>
-          <w:rFonts w:ascii="Times New Roman" w:hAnsi="Times New Roman" w:cs="Times New Roman"/>
-        </w:rPr>
-        <w:t>10+ races</w:t>
-      </w:r>
-      <w:r>
-        <w:rPr>
-          <w:rFonts w:ascii="Times New Roman" w:hAnsi="Times New Roman" w:cs="Times New Roman"/>
-        </w:rPr>
-        <w:t xml:space="preserve"> representing Hayfield in sprint events</w:t>
-      </w:r>
-    </w:p>
-    <w:p>
-      <w:pPr>
-        <w:pStyle w:val="ListParagraph"/>
-        <w:numPr>
-          <w:ilvl w:val="0"/>
-          <w:numId w:val="4"/>
-        </w:numPr>
-        <w:tabs>
-          <w:tab w:val="right" w:pos="9990"/>
-        </w:tabs>
-        <w:spacing w:after="0" w:line="240" w:lineRule="auto"/>
-        <w:rPr>
-          <w:rFonts w:ascii="Times New Roman" w:hAnsi="Times New Roman" w:cs="Times New Roman"/>
-        </w:rPr>
-      </w:pPr>
-      <w:r>
-        <w:rPr>
-          <w:rFonts w:ascii="Times New Roman" w:hAnsi="Times New Roman" w:cs="Times New Roman"/>
-        </w:rPr>
-        <w:t>Improved sprint technique by practicing starts, acceleration, and form mechanics</w:t>
-      </w:r>
-    </w:p>
-    <w:p>
-      <w:pPr>
-        <w:pStyle w:val="ListParagraph"/>
-        <w:numPr>
-          <w:ilvl w:val="0"/>
-          <w:numId w:val="4"/>
-        </w:numPr>
-        <w:tabs>
-          <w:tab w:val="right" w:pos="9990"/>
-        </w:tabs>
-        <w:spacing w:after="0" w:line="240" w:lineRule="auto"/>
-        <w:rPr>
-          <w:rFonts w:ascii="Times New Roman" w:hAnsi="Times New Roman" w:cs="Times New Roman"/>
-        </w:rPr>
-      </w:pPr>
       <w:r>
         <w:rPr>
           <w:rFonts w:ascii="Times New Roman" w:hAnsi="Times New Roman" w:cs="Times New Roman"/>
         </w:rPr>
         <w:t>Collaborated with teammates and coaches to strengthen relay coordination and performance</w:t>
       </w:r>
-    </w:p>
-    <w:p>
-      <w:pPr>
-        <w:tabs>
-          <w:tab w:val="right" w:pos="9990"/>
-        </w:tabs>
-        <w:spacing w:line="240" w:lineRule="auto"/>
-        <w:contextualSpacing/>
-        <w:rPr>
-          <w:rFonts w:ascii="Times New Roman" w:hAnsi="Times New Roman" w:cs="Times New Roman"/>
-          <w:b/>
-          <w:bCs/>
-        </w:rPr>
-      </w:pPr>
-    </w:p>
-    <w:p>
-      <w:pPr>
-        <w:pBdr>
-          <w:bottom w:val="single" w:sz="6" w:space="1" w:color="auto"/>
-        </w:pBdr>
-        <w:tabs>
-          <w:tab w:val="right" w:pos="9990"/>
-        </w:tabs>
-        <w:spacing w:line="360" w:lineRule="auto"/>
-        <w:contextualSpacing/>
-        <w:rPr>
-          <w:rFonts w:ascii="Times New Roman" w:hAnsi="Times New Roman" w:cs="Times New Roman"/>
-          <w:b/>
-          <w:bCs/>
-        </w:rPr>
-      </w:pPr>
-      <w:r>
-        <w:rPr>
-          <w:rFonts w:ascii="Times New Roman" w:hAnsi="Times New Roman" w:cs="Times New Roman"/>
-          <w:b/>
-          <w:bCs/>
-        </w:rPr>
-        <w:t>INTERESTS</w:t>
-      </w:r>
-    </w:p>
-    <w:p>
-      <w:pPr>
-        <w:tabs>
-          <w:tab w:val="right" w:pos="9990"/>
-        </w:tabs>
-        <w:spacing w:line="240" w:lineRule="auto"/>
-        <w:contextualSpacing/>
-        <w:rPr>
-          <w:rFonts w:ascii="Times New Roman" w:hAnsi="Times New Roman" w:cs="Times New Roman"/>
-          <w:b/>
-          <w:bCs/>
-          <w:u w:val="single"/>
-        </w:rPr>
-      </w:pPr>
-      <w:r>
-        <w:rPr>
-          <w:rFonts w:ascii="Times New Roman" w:hAnsi="Times New Roman" w:cs="Times New Roman"/>
-        </w:rPr>
-        <w:t>Entrepreneurship,</w:t>
-      </w:r>
-      <w:r>
-        <w:rPr>
-          <w:rFonts w:ascii="Times New Roman" w:hAnsi="Times New Roman" w:cs="Times New Roman"/>
-        </w:rPr>
-        <w:t xml:space="preserve"> </w:t>
-      </w:r>
-      <w:r>
-        <w:rPr>
-          <w:rFonts w:ascii="Times New Roman" w:hAnsi="Times New Roman" w:cs="Times New Roman"/>
-        </w:rPr>
-        <w:t xml:space="preserve">Software Development, </w:t>
-      </w:r>
-      <w:r>
-        <w:rPr>
-          <w:rFonts w:ascii="Times New Roman" w:hAnsi="Times New Roman" w:cs="Times New Roman"/>
-        </w:rPr>
-        <w:t xml:space="preserve">Weightlifting, </w:t>
-      </w:r>
-      <w:r>
-        <w:rPr>
-          <w:rFonts w:ascii="Times New Roman" w:hAnsi="Times New Roman" w:cs="Times New Roman"/>
-        </w:rPr>
-        <w:t>Chess</w:t>
-      </w:r>
-    </w:p>
-    <w:p>
-      <w:pPr>
-        <w:tabs>
-          <w:tab w:val="right" w:pos="9990"/>
-        </w:tabs>
-        <w:spacing w:line="240" w:lineRule="auto"/>
-        <w:contextualSpacing/>
-        <w:rPr>
-          <w:rFonts w:ascii="Times New Roman" w:hAnsi="Times New Roman" w:cs="Times New Roman"/>
-          <w:b/>
-          <w:bCs/>
-          <w:u w:val="single"/>
-        </w:rPr>
-      </w:pPr>
     </w:p>
     <w:sectPr>
       <w:pgSz w:w="12240" w:h="15840"/>
@@ -1528,7 +1263,7 @@
 </file>
 
 <file path=word/endnotes.xml><?xml version="1.0" encoding="utf-8"?>
-<w:endnotes xmlns:wpc="http://schemas.microsoft.com/office/word/2010/wordprocessingCanvas" xmlns:cx="http://schemas.microsoft.com/office/drawing/2014/chartex" xmlns:cx1="http://schemas.microsoft.com/office/drawing/2015/9/8/chartex" xmlns:cx2="http://schemas.microsoft.com/office/drawing/2015/10/21/chartex" xmlns:cx3="http://schemas.microsoft.com/office/drawing/2016/5/9/chartex" xmlns:cx4="http://schemas.microsoft.com/office/drawing/2016/5/10/chartex" xmlns:cx5="http://schemas.microsoft.com/office/drawing/2016/5/11/chartex" xmlns:cx6="http://schemas.microsoft.com/office/drawing/2016/5/12/chartex" xmlns:cx7="http://schemas.microsoft.com/office/drawing/2016/5/13/chartex" xmlns:cx8="http://schemas.microsoft.com/office/drawing/2016/5/14/chartex" xmlns:mc="http://schemas.openxmlformats.org/markup-compatibility/2006" xmlns:aink="http://schemas.microsoft.com/office/drawing/2016/ink" xmlns:am3d="http://schemas.microsoft.com/office/drawing/2017/model3d" xmlns:o="urn:schemas-microsoft-com:office:office" xmlns:oel="http://schemas.microsoft.com/office/2019/extlst" xmlns:r="http://schemas.openxmlformats.org/officeDocument/2006/relationships" xmlns:m="http://schemas.openxmlformats.org/officeDocument/2006/math" xmlns:v="urn:schemas-microsoft-com:vml" xmlns:wp14="http://schemas.microsoft.com/office/word/2010/wordprocessingDrawing" xmlns:wp="http://schemas.openxmlformats.org/drawingml/2006/wordprocessingDrawing" xmlns:w10="urn:schemas-microsoft-com:office:word" xmlns:w="http://schemas.openxmlformats.org/wordprocessingml/2006/main" xmlns:w14="http://schemas.microsoft.com/office/word/2010/wordml" xmlns:w15="http://schemas.microsoft.com/office/word/2012/wordml" xmlns:w16cex="http://schemas.microsoft.com/office/word/2018/wordml/cex" xmlns:w16cid="http://schemas.microsoft.com/office/word/2016/wordml/cid" xmlns:w16="http://schemas.microsoft.com/office/word/2018/wordml" xmlns:w16du="http://schemas.microsoft.com/office/word/2023/wordml/word16du" xmlns:w16sdtdh="http://schemas.microsoft.com/office/word/2020/wordml/sdtdatahash" xmlns:w16sdtfl="http://schemas.microsoft.com/office/word/2024/wordml/sdtformatlock" xmlns:w16se="http://schemas.microsoft.com/office/word/2015/wordml/symex" xmlns:wpg="http://schemas.microsoft.com/office/word/2010/wordprocessingGroup" xmlns:wpi="http://schemas.microsoft.com/office/word/2010/wordprocessingInk" xmlns:wne="http://schemas.microsoft.com/office/word/2006/wordml" xmlns:wps="http://schemas.microsoft.com/office/word/2010/wordprocessingShape" mc:Ignorable="w14 w15 w16se w16cid w16 w16cex w16sdtdh w16sdtfl w16du wp14">
+<w:endnotes xmlns:wpc="http://schemas.microsoft.com/office/word/2010/wordprocessingCanvas" xmlns:cx="http://schemas.microsoft.com/office/drawing/2014/chartex" xmlns:cx1="http://schemas.microsoft.com/office/drawing/2015/9/8/chartex" xmlns:cx2="http://schemas.microsoft.com/office/drawing/2015/10/21/chartex" xmlns:cx3="http://schemas.microsoft.com/office/drawing/2016/5/9/chartex" xmlns:cx4="http://schemas.microsoft.com/office/drawing/2016/5/10/chartex" xmlns:cx5="http://schemas.microsoft.com/office/drawing/2016/5/11/chartex" xmlns:cx6="http://schemas.microsoft.com/office/drawing/2016/5/12/chartex" xmlns:cx7="http://schemas.microsoft.com/office/drawing/2016/5/13/chartex" xmlns:cx8="http://schemas.microsoft.com/office/drawing/2016/5/14/chartex" xmlns:mc="http://schemas.openxmlformats.org/markup-compatibility/2006" xmlns:aink="http://schemas.microsoft.com/office/drawing/2016/ink" xmlns:am3d="http://schemas.microsoft.com/office/drawing/2017/model3d" xmlns:o="urn:schemas-microsoft-com:office:office" xmlns:oel="http://schemas.microsoft.com/office/2019/extlst" xmlns:r="http://schemas.openxmlformats.org/officeDocument/2006/relationships" xmlns:m="http://schemas.openxmlformats.org/officeDocument/2006/math" xmlns:v="urn:schemas-microsoft-com:vml" xmlns:wp14="http://schemas.microsoft.com/office/word/2010/wordprocessingDrawing" xmlns:wp="http://schemas.openxmlformats.org/drawingml/2006/wordprocessingDrawing" xmlns:w10="urn:schemas-microsoft-com:office:word" xmlns:w="http://schemas.openxmlformats.org/wordprocessingml/2006/main" xmlns:w14="http://schemas.microsoft.com/office/word/2010/wordml" xmlns:w15="http://schemas.microsoft.com/office/word/2012/wordml" xmlns:w16cei="http://schemas.microsoft.com/office/word/2026/wordml/cei" xmlns:w16cex="http://schemas.microsoft.com/office/word/2018/wordml/cex" xmlns:w16cid="http://schemas.microsoft.com/office/word/2016/wordml/cid" xmlns:w16="http://schemas.microsoft.com/office/word/2018/wordml" xmlns:w16du="http://schemas.microsoft.com/office/word/2023/wordml/word16du" xmlns:w16sdtdh="http://schemas.microsoft.com/office/word/2020/wordml/sdtdatahash" xmlns:w16sdtfl="http://schemas.microsoft.com/office/word/2024/wordml/sdtformatlock" xmlns:w16se="http://schemas.microsoft.com/office/word/2015/wordml/symex" xmlns:wpg="http://schemas.microsoft.com/office/word/2010/wordprocessingGroup" xmlns:wpi="http://schemas.microsoft.com/office/word/2010/wordprocessingInk" xmlns:wne="http://schemas.microsoft.com/office/word/2006/wordml" xmlns:wps="http://schemas.microsoft.com/office/word/2010/wordprocessingShape" mc:Ignorable="w14 w15 w16se w16cid w16 w16cex w16sdtdh w16sdtfl w16du wp14">
   <w:endnote w:type="separator" w:id="-1">
     <w:p>
       <w:pPr>
@@ -1553,7 +1288,7 @@
 </file>
 
 <file path=word/footnotes.xml><?xml version="1.0" encoding="utf-8"?>
-<w:footnotes xmlns:wpc="http://schemas.microsoft.com/office/word/2010/wordprocessingCanvas" xmlns:cx="http://schemas.microsoft.com/office/drawing/2014/chartex" xmlns:cx1="http://schemas.microsoft.com/office/drawing/2015/9/8/chartex" xmlns:cx2="http://schemas.microsoft.com/office/drawing/2015/10/21/chartex" xmlns:cx3="http://schemas.microsoft.com/office/drawing/2016/5/9/chartex" xmlns:cx4="http://schemas.microsoft.com/office/drawing/2016/5/10/chartex" xmlns:cx5="http://schemas.microsoft.com/office/drawing/2016/5/11/chartex" xmlns:cx6="http://schemas.microsoft.com/office/drawing/2016/5/12/chartex" xmlns:cx7="http://schemas.microsoft.com/office/drawing/2016/5/13/chartex" xmlns:cx8="http://schemas.microsoft.com/office/drawing/2016/5/14/chartex" xmlns:mc="http://schemas.openxmlformats.org/markup-compatibility/2006" xmlns:aink="http://schemas.microsoft.com/office/drawing/2016/ink" xmlns:am3d="http://schemas.microsoft.com/office/drawing/2017/model3d" xmlns:o="urn:schemas-microsoft-com:office:office" xmlns:oel="http://schemas.microsoft.com/office/2019/extlst" xmlns:r="http://schemas.openxmlformats.org/officeDocument/2006/relationships" xmlns:m="http://schemas.openxmlformats.org/officeDocument/2006/math" xmlns:v="urn:schemas-microsoft-com:vml" xmlns:wp14="http://schemas.microsoft.com/office/word/2010/wordprocessingDrawing" xmlns:wp="http://schemas.openxmlformats.org/drawingml/2006/wordprocessingDrawing" xmlns:w10="urn:schemas-microsoft-com:office:word" xmlns:w="http://schemas.openxmlformats.org/wordprocessingml/2006/main" xmlns:w14="http://schemas.microsoft.com/office/word/2010/wordml" xmlns:w15="http://schemas.microsoft.com/office/word/2012/wordml" xmlns:w16cex="http://schemas.microsoft.com/office/word/2018/wordml/cex" xmlns:w16cid="http://schemas.microsoft.com/office/word/2016/wordml/cid" xmlns:w16="http://schemas.microsoft.com/office/word/2018/wordml" xmlns:w16du="http://schemas.microsoft.com/office/word/2023/wordml/word16du" xmlns:w16sdtdh="http://schemas.microsoft.com/office/word/2020/wordml/sdtdatahash" xmlns:w16sdtfl="http://schemas.microsoft.com/office/word/2024/wordml/sdtformatlock" xmlns:w16se="http://schemas.microsoft.com/office/word/2015/wordml/symex" xmlns:wpg="http://schemas.microsoft.com/office/word/2010/wordprocessingGroup" xmlns:wpi="http://schemas.microsoft.com/office/word/2010/wordprocessingInk" xmlns:wne="http://schemas.microsoft.com/office/word/2006/wordml" xmlns:wps="http://schemas.microsoft.com/office/word/2010/wordprocessingShape" mc:Ignorable="w14 w15 w16se w16cid w16 w16cex w16sdtdh w16sdtfl w16du wp14">
+<w:footnotes xmlns:wpc="http://schemas.microsoft.com/office/word/2010/wordprocessingCanvas" xmlns:cx="http://schemas.microsoft.com/office/drawing/2014/chartex" xmlns:cx1="http://schemas.microsoft.com/office/drawing/2015/9/8/chartex" xmlns:cx2="http://schemas.microsoft.com/office/drawing/2015/10/21/chartex" xmlns:cx3="http://schemas.microsoft.com/office/drawing/2016/5/9/chartex" xmlns:cx4="http://schemas.microsoft.com/office/drawing/2016/5/10/chartex" xmlns:cx5="http://schemas.microsoft.com/office/drawing/2016/5/11/chartex" xmlns:cx6="http://schemas.microsoft.com/office/drawing/2016/5/12/chartex" xmlns:cx7="http://schemas.microsoft.com/office/drawing/2016/5/13/chartex" xmlns:cx8="http://schemas.microsoft.com/office/drawing/2016/5/14/chartex" xmlns:mc="http://schemas.openxmlformats.org/markup-compatibility/2006" xmlns:aink="http://schemas.microsoft.com/office/drawing/2016/ink" xmlns:am3d="http://schemas.microsoft.com/office/drawing/2017/model3d" xmlns:o="urn:schemas-microsoft-com:office:office" xmlns:oel="http://schemas.microsoft.com/office/2019/extlst" xmlns:r="http://schemas.openxmlformats.org/officeDocument/2006/relationships" xmlns:m="http://schemas.openxmlformats.org/officeDocument/2006/math" xmlns:v="urn:schemas-microsoft-com:vml" xmlns:wp14="http://schemas.microsoft.com/office/word/2010/wordprocessingDrawing" xmlns:wp="http://schemas.openxmlformats.org/drawingml/2006/wordprocessingDrawing" xmlns:w10="urn:schemas-microsoft-com:office:word" xmlns:w="http://schemas.openxmlformats.org/wordprocessingml/2006/main" xmlns:w14="http://schemas.microsoft.com/office/word/2010/wordml" xmlns:w15="http://schemas.microsoft.com/office/word/2012/wordml" xmlns:w16cei="http://schemas.microsoft.com/office/word/2026/wordml/cei" xmlns:w16cex="http://schemas.microsoft.com/office/word/2018/wordml/cex" xmlns:w16cid="http://schemas.microsoft.com/office/word/2016/wordml/cid" xmlns:w16="http://schemas.microsoft.com/office/word/2018/wordml" xmlns:w16du="http://schemas.microsoft.com/office/word/2023/wordml/word16du" xmlns:w16sdtdh="http://schemas.microsoft.com/office/word/2020/wordml/sdtdatahash" xmlns:w16sdtfl="http://schemas.microsoft.com/office/word/2024/wordml/sdtformatlock" xmlns:w16se="http://schemas.microsoft.com/office/word/2015/wordml/symex" xmlns:wpg="http://schemas.microsoft.com/office/word/2010/wordprocessingGroup" xmlns:wpi="http://schemas.microsoft.com/office/word/2010/wordprocessingInk" xmlns:wne="http://schemas.microsoft.com/office/word/2006/wordml" xmlns:wps="http://schemas.microsoft.com/office/word/2010/wordprocessingShape" mc:Ignorable="w14 w15 w16se w16cid w16 w16cex w16sdtdh w16sdtfl w16du wp14">
   <w:footnote w:type="separator" w:id="-1">
     <w:p>
       <w:pPr>
@@ -1578,7 +1313,7 @@
 </file>
 
 <file path=word/numbering.xml><?xml version="1.0" encoding="utf-8"?>
-<w:numbering xmlns:wpc="http://schemas.microsoft.com/office/word/2010/wordprocessingCanvas" xmlns:cx="http://schemas.microsoft.com/office/drawing/2014/chartex" xmlns:cx1="http://schemas.microsoft.com/office/drawing/2015/9/8/chartex" xmlns:cx2="http://schemas.microsoft.com/office/drawing/2015/10/21/chartex" xmlns:cx3="http://schemas.microsoft.com/office/drawing/2016/5/9/chartex" xmlns:cx4="http://schemas.microsoft.com/office/drawing/2016/5/10/chartex" xmlns:cx5="http://schemas.microsoft.com/office/drawing/2016/5/11/chartex" xmlns:cx6="http://schemas.microsoft.com/office/drawing/2016/5/12/chartex" xmlns:cx7="http://schemas.microsoft.com/office/drawing/2016/5/13/chartex" xmlns:cx8="http://schemas.microsoft.com/office/drawing/2016/5/14/chartex" xmlns:mc="http://schemas.openxmlformats.org/markup-compatibility/2006" xmlns:aink="http://schemas.microsoft.com/office/drawing/2016/ink" xmlns:am3d="http://schemas.microsoft.com/office/drawing/2017/model3d" xmlns:o="urn:schemas-microsoft-com:office:office" xmlns:oel="http://schemas.microsoft.com/office/2019/extlst" xmlns:r="http://schemas.openxmlformats.org/officeDocument/2006/relationships" xmlns:m="http://schemas.openxmlformats.org/officeDocument/2006/math" xmlns:v="urn:schemas-microsoft-com:vml" xmlns:wp14="http://schemas.microsoft.com/office/word/2010/wordprocessingDrawing" xmlns:wp="http://schemas.openxmlformats.org/drawingml/2006/wordprocessingDrawing" xmlns:w10="urn:schemas-microsoft-com:office:word" xmlns:w="http://schemas.openxmlformats.org/wordprocessingml/2006/main" xmlns:w14="http://schemas.microsoft.com/office/word/2010/wordml" xmlns:w15="http://schemas.microsoft.com/office/word/2012/wordml" xmlns:w16cex="http://schemas.microsoft.com/office/word/2018/wordml/cex" xmlns:w16cid="http://schemas.microsoft.com/office/word/2016/wordml/cid" xmlns:w16="http://schemas.microsoft.com/office/word/2018/wordml" xmlns:w16du="http://schemas.microsoft.com/office/word/2023/wordml/word16du" xmlns:w16sdtdh="http://schemas.microsoft.com/office/word/2020/wordml/sdtdatahash" xmlns:w16sdtfl="http://schemas.microsoft.com/office/word/2024/wordml/sdtformatlock" xmlns:w16se="http://schemas.microsoft.com/office/word/2015/wordml/symex" xmlns:wpg="http://schemas.microsoft.com/office/word/2010/wordprocessingGroup" xmlns:wpi="http://schemas.microsoft.com/office/word/2010/wordprocessingInk" xmlns:wne="http://schemas.microsoft.com/office/word/2006/wordml" xmlns:wps="http://schemas.microsoft.com/office/word/2010/wordprocessingShape" mc:Ignorable="w14 w15 w16se w16cid w16 w16cex w16sdtdh w16sdtfl w16du wp14">
+<w:numbering xmlns:wpc="http://schemas.microsoft.com/office/word/2010/wordprocessingCanvas" xmlns:cx="http://schemas.microsoft.com/office/drawing/2014/chartex" xmlns:cx1="http://schemas.microsoft.com/office/drawing/2015/9/8/chartex" xmlns:cx2="http://schemas.microsoft.com/office/drawing/2015/10/21/chartex" xmlns:cx3="http://schemas.microsoft.com/office/drawing/2016/5/9/chartex" xmlns:cx4="http://schemas.microsoft.com/office/drawing/2016/5/10/chartex" xmlns:cx5="http://schemas.microsoft.com/office/drawing/2016/5/11/chartex" xmlns:cx6="http://schemas.microsoft.com/office/drawing/2016/5/12/chartex" xmlns:cx7="http://schemas.microsoft.com/office/drawing/2016/5/13/chartex" xmlns:cx8="http://schemas.microsoft.com/office/drawing/2016/5/14/chartex" xmlns:mc="http://schemas.openxmlformats.org/markup-compatibility/2006" xmlns:aink="http://schemas.microsoft.com/office/drawing/2016/ink" xmlns:am3d="http://schemas.microsoft.com/office/drawing/2017/model3d" xmlns:o="urn:schemas-microsoft-com:office:office" xmlns:oel="http://schemas.microsoft.com/office/2019/extlst" xmlns:r="http://schemas.openxmlformats.org/officeDocument/2006/relationships" xmlns:m="http://schemas.openxmlformats.org/officeDocument/2006/math" xmlns:v="urn:schemas-microsoft-com:vml" xmlns:wp14="http://schemas.microsoft.com/office/word/2010/wordprocessingDrawing" xmlns:wp="http://schemas.openxmlformats.org/drawingml/2006/wordprocessingDrawing" xmlns:w10="urn:schemas-microsoft-com:office:word" xmlns:w="http://schemas.openxmlformats.org/wordprocessingml/2006/main" xmlns:w14="http://schemas.microsoft.com/office/word/2010/wordml" xmlns:w15="http://schemas.microsoft.com/office/word/2012/wordml" xmlns:w16cei="http://schemas.microsoft.com/office/word/2026/wordml/cei" xmlns:w16cex="http://schemas.microsoft.com/office/word/2018/wordml/cex" xmlns:w16cid="http://schemas.microsoft.com/office/word/2016/wordml/cid" xmlns:w16="http://schemas.microsoft.com/office/word/2018/wordml" xmlns:w16du="http://schemas.microsoft.com/office/word/2023/wordml/word16du" xmlns:w16sdtdh="http://schemas.microsoft.com/office/word/2020/wordml/sdtdatahash" xmlns:w16sdtfl="http://schemas.microsoft.com/office/word/2024/wordml/sdtformatlock" xmlns:w16se="http://schemas.microsoft.com/office/word/2015/wordml/symex" xmlns:wpg="http://schemas.microsoft.com/office/word/2010/wordprocessingGroup" xmlns:wpi="http://schemas.microsoft.com/office/word/2010/wordprocessingInk" xmlns:wne="http://schemas.microsoft.com/office/word/2006/wordml" xmlns:wps="http://schemas.microsoft.com/office/word/2010/wordprocessingShape" mc:Ignorable="w14 w15 w16se w16cid w16 w16cex w16sdtdh w16sdtfl w16du wp14">
   <w:abstractNum w:abstractNumId="0" w15:restartNumberingAfterBreak="0">
     <w:nsid w:val="09DC5B80"/>
     <w:multiLevelType w:val="hybridMultilevel"/>
@@ -2141,6 +1876,453 @@
     </w:lvl>
   </w:abstractNum>
   <w:abstractNum w:abstractNumId="5" w15:restartNumberingAfterBreak="0">
+    <w:nsid w:val="430F5E4D"/>
+    <w:multiLevelType w:val="multilevel"/>
+    <w:tmpl w:val="0CD25728"/>
+    <w:lvl w:ilvl="0">
+      <w:start w:val="1"/>
+      <w:numFmt w:val="bullet"/>
+      <w:lvlText w:val=""/>
+      <w:lvlJc w:val="left"/>
+      <w:pPr>
+        <w:tabs>
+          <w:tab w:val="num" w:pos="720"/>
+        </w:tabs>
+        <w:ind w:left="720" w:hanging="360"/>
+      </w:pPr>
+      <w:rPr>
+        <w:rFonts w:ascii="Symbol" w:hAnsi="Symbol" w:hint="default"/>
+        <w:sz w:val="20"/>
+      </w:rPr>
+    </w:lvl>
+    <w:lvl w:ilvl="1" w:tentative="1">
+      <w:start w:val="1"/>
+      <w:numFmt w:val="bullet"/>
+      <w:lvlText w:val="o"/>
+      <w:lvlJc w:val="left"/>
+      <w:pPr>
+        <w:tabs>
+          <w:tab w:val="num" w:pos="1440"/>
+        </w:tabs>
+        <w:ind w:left="1440" w:hanging="360"/>
+      </w:pPr>
+      <w:rPr>
+        <w:rFonts w:ascii="Courier New" w:hAnsi="Courier New" w:hint="default"/>
+        <w:sz w:val="20"/>
+      </w:rPr>
+    </w:lvl>
+    <w:lvl w:ilvl="2" w:tentative="1">
+      <w:start w:val="1"/>
+      <w:numFmt w:val="bullet"/>
+      <w:lvlText w:val=""/>
+      <w:lvlJc w:val="left"/>
+      <w:pPr>
+        <w:tabs>
+          <w:tab w:val="num" w:pos="2160"/>
+        </w:tabs>
+        <w:ind w:left="2160" w:hanging="360"/>
+      </w:pPr>
+      <w:rPr>
+        <w:rFonts w:ascii="Wingdings" w:hAnsi="Wingdings" w:hint="default"/>
+        <w:sz w:val="20"/>
+      </w:rPr>
+    </w:lvl>
+    <w:lvl w:ilvl="3" w:tentative="1">
+      <w:start w:val="1"/>
+      <w:numFmt w:val="bullet"/>
+      <w:lvlText w:val=""/>
+      <w:lvlJc w:val="left"/>
+      <w:pPr>
+        <w:tabs>
+          <w:tab w:val="num" w:pos="2880"/>
+        </w:tabs>
+        <w:ind w:left="2880" w:hanging="360"/>
+      </w:pPr>
+      <w:rPr>
+        <w:rFonts w:ascii="Wingdings" w:hAnsi="Wingdings" w:hint="default"/>
+        <w:sz w:val="20"/>
+      </w:rPr>
+    </w:lvl>
+    <w:lvl w:ilvl="4" w:tentative="1">
+      <w:start w:val="1"/>
+      <w:numFmt w:val="bullet"/>
+      <w:lvlText w:val=""/>
+      <w:lvlJc w:val="left"/>
+      <w:pPr>
+        <w:tabs>
+          <w:tab w:val="num" w:pos="3600"/>
+        </w:tabs>
+        <w:ind w:left="3600" w:hanging="360"/>
+      </w:pPr>
+      <w:rPr>
+        <w:rFonts w:ascii="Wingdings" w:hAnsi="Wingdings" w:hint="default"/>
+        <w:sz w:val="20"/>
+      </w:rPr>
+    </w:lvl>
+    <w:lvl w:ilvl="5" w:tentative="1">
+      <w:start w:val="1"/>
+      <w:numFmt w:val="bullet"/>
+      <w:lvlText w:val=""/>
+      <w:lvlJc w:val="left"/>
+      <w:pPr>
+        <w:tabs>
+          <w:tab w:val="num" w:pos="4320"/>
+        </w:tabs>
+        <w:ind w:left="4320" w:hanging="360"/>
+      </w:pPr>
+      <w:rPr>
+        <w:rFonts w:ascii="Wingdings" w:hAnsi="Wingdings" w:hint="default"/>
+        <w:sz w:val="20"/>
+      </w:rPr>
+    </w:lvl>
+    <w:lvl w:ilvl="6" w:tentative="1">
+      <w:start w:val="1"/>
+      <w:numFmt w:val="bullet"/>
+      <w:lvlText w:val=""/>
+      <w:lvlJc w:val="left"/>
+      <w:pPr>
+        <w:tabs>
+          <w:tab w:val="num" w:pos="5040"/>
+        </w:tabs>
+        <w:ind w:left="5040" w:hanging="360"/>
+      </w:pPr>
+      <w:rPr>
+        <w:rFonts w:ascii="Wingdings" w:hAnsi="Wingdings" w:hint="default"/>
+        <w:sz w:val="20"/>
+      </w:rPr>
+    </w:lvl>
+    <w:lvl w:ilvl="7" w:tentative="1">
+      <w:start w:val="1"/>
+      <w:numFmt w:val="bullet"/>
+      <w:lvlText w:val=""/>
+      <w:lvlJc w:val="left"/>
+      <w:pPr>
+        <w:tabs>
+          <w:tab w:val="num" w:pos="5760"/>
+        </w:tabs>
+        <w:ind w:left="5760" w:hanging="360"/>
+      </w:pPr>
+      <w:rPr>
+        <w:rFonts w:ascii="Wingdings" w:hAnsi="Wingdings" w:hint="default"/>
+        <w:sz w:val="20"/>
+      </w:rPr>
+    </w:lvl>
+    <w:lvl w:ilvl="8" w:tentative="1">
+      <w:start w:val="1"/>
+      <w:numFmt w:val="bullet"/>
+      <w:lvlText w:val=""/>
+      <w:lvlJc w:val="left"/>
+      <w:pPr>
+        <w:tabs>
+          <w:tab w:val="num" w:pos="6480"/>
+        </w:tabs>
+        <w:ind w:left="6480" w:hanging="360"/>
+      </w:pPr>
+      <w:rPr>
+        <w:rFonts w:ascii="Wingdings" w:hAnsi="Wingdings" w:hint="default"/>
+        <w:sz w:val="20"/>
+      </w:rPr>
+    </w:lvl>
+  </w:abstractNum>
+  <w:abstractNum w:abstractNumId="6" w15:restartNumberingAfterBreak="0">
+    <w:nsid w:val="638B1073"/>
+    <w:multiLevelType w:val="multilevel"/>
+    <w:tmpl w:val="9FCA9940"/>
+    <w:lvl w:ilvl="0">
+      <w:start w:val="1"/>
+      <w:numFmt w:val="bullet"/>
+      <w:lvlText w:val=""/>
+      <w:lvlJc w:val="left"/>
+      <w:pPr>
+        <w:tabs>
+          <w:tab w:val="num" w:pos="720"/>
+        </w:tabs>
+        <w:ind w:left="720" w:hanging="360"/>
+      </w:pPr>
+      <w:rPr>
+        <w:rFonts w:ascii="Symbol" w:hAnsi="Symbol" w:hint="default"/>
+        <w:sz w:val="20"/>
+      </w:rPr>
+    </w:lvl>
+    <w:lvl w:ilvl="1" w:tentative="1">
+      <w:start w:val="1"/>
+      <w:numFmt w:val="bullet"/>
+      <w:lvlText w:val="o"/>
+      <w:lvlJc w:val="left"/>
+      <w:pPr>
+        <w:tabs>
+          <w:tab w:val="num" w:pos="1440"/>
+        </w:tabs>
+        <w:ind w:left="1440" w:hanging="360"/>
+      </w:pPr>
+      <w:rPr>
+        <w:rFonts w:ascii="Courier New" w:hAnsi="Courier New" w:hint="default"/>
+        <w:sz w:val="20"/>
+      </w:rPr>
+    </w:lvl>
+    <w:lvl w:ilvl="2" w:tentative="1">
+      <w:start w:val="1"/>
+      <w:numFmt w:val="bullet"/>
+      <w:lvlText w:val=""/>
+      <w:lvlJc w:val="left"/>
+      <w:pPr>
+        <w:tabs>
+          <w:tab w:val="num" w:pos="2160"/>
+        </w:tabs>
+        <w:ind w:left="2160" w:hanging="360"/>
+      </w:pPr>
+      <w:rPr>
+        <w:rFonts w:ascii="Wingdings" w:hAnsi="Wingdings" w:hint="default"/>
+        <w:sz w:val="20"/>
+      </w:rPr>
+    </w:lvl>
+    <w:lvl w:ilvl="3" w:tentative="1">
+      <w:start w:val="1"/>
+      <w:numFmt w:val="bullet"/>
+      <w:lvlText w:val=""/>
+      <w:lvlJc w:val="left"/>
+      <w:pPr>
+        <w:tabs>
+          <w:tab w:val="num" w:pos="2880"/>
+        </w:tabs>
+        <w:ind w:left="2880" w:hanging="360"/>
+      </w:pPr>
+      <w:rPr>
+        <w:rFonts w:ascii="Wingdings" w:hAnsi="Wingdings" w:hint="default"/>
+        <w:sz w:val="20"/>
+      </w:rPr>
+    </w:lvl>
+    <w:lvl w:ilvl="4" w:tentative="1">
+      <w:start w:val="1"/>
+      <w:numFmt w:val="bullet"/>
+      <w:lvlText w:val=""/>
+      <w:lvlJc w:val="left"/>
+      <w:pPr>
+        <w:tabs>
+          <w:tab w:val="num" w:pos="3600"/>
+        </w:tabs>
+        <w:ind w:left="3600" w:hanging="360"/>
+      </w:pPr>
+      <w:rPr>
+        <w:rFonts w:ascii="Wingdings" w:hAnsi="Wingdings" w:hint="default"/>
+        <w:sz w:val="20"/>
+      </w:rPr>
+    </w:lvl>
+    <w:lvl w:ilvl="5" w:tentative="1">
+      <w:start w:val="1"/>
+      <w:numFmt w:val="bullet"/>
+      <w:lvlText w:val=""/>
+      <w:lvlJc w:val="left"/>
+      <w:pPr>
+        <w:tabs>
+          <w:tab w:val="num" w:pos="4320"/>
+        </w:tabs>
+        <w:ind w:left="4320" w:hanging="360"/>
+      </w:pPr>
+      <w:rPr>
+        <w:rFonts w:ascii="Wingdings" w:hAnsi="Wingdings" w:hint="default"/>
+        <w:sz w:val="20"/>
+      </w:rPr>
+    </w:lvl>
+    <w:lvl w:ilvl="6" w:tentative="1">
+      <w:start w:val="1"/>
+      <w:numFmt w:val="bullet"/>
+      <w:lvlText w:val=""/>
+      <w:lvlJc w:val="left"/>
+      <w:pPr>
+        <w:tabs>
+          <w:tab w:val="num" w:pos="5040"/>
+        </w:tabs>
+        <w:ind w:left="5040" w:hanging="360"/>
+      </w:pPr>
+      <w:rPr>
+        <w:rFonts w:ascii="Wingdings" w:hAnsi="Wingdings" w:hint="default"/>
+        <w:sz w:val="20"/>
+      </w:rPr>
+    </w:lvl>
+    <w:lvl w:ilvl="7" w:tentative="1">
+      <w:start w:val="1"/>
+      <w:numFmt w:val="bullet"/>
+      <w:lvlText w:val=""/>
+      <w:lvlJc w:val="left"/>
+      <w:pPr>
+        <w:tabs>
+          <w:tab w:val="num" w:pos="5760"/>
+        </w:tabs>
+        <w:ind w:left="5760" w:hanging="360"/>
+      </w:pPr>
+      <w:rPr>
+        <w:rFonts w:ascii="Wingdings" w:hAnsi="Wingdings" w:hint="default"/>
+        <w:sz w:val="20"/>
+      </w:rPr>
+    </w:lvl>
+    <w:lvl w:ilvl="8" w:tentative="1">
+      <w:start w:val="1"/>
+      <w:numFmt w:val="bullet"/>
+      <w:lvlText w:val=""/>
+      <w:lvlJc w:val="left"/>
+      <w:pPr>
+        <w:tabs>
+          <w:tab w:val="num" w:pos="6480"/>
+        </w:tabs>
+        <w:ind w:left="6480" w:hanging="360"/>
+      </w:pPr>
+      <w:rPr>
+        <w:rFonts w:ascii="Wingdings" w:hAnsi="Wingdings" w:hint="default"/>
+        <w:sz w:val="20"/>
+      </w:rPr>
+    </w:lvl>
+  </w:abstractNum>
+  <w:abstractNum w:abstractNumId="7" w15:restartNumberingAfterBreak="0">
+    <w:nsid w:val="7A3F1F5B"/>
+    <w:multiLevelType w:val="multilevel"/>
+    <w:tmpl w:val="1EC00680"/>
+    <w:lvl w:ilvl="0">
+      <w:start w:val="1"/>
+      <w:numFmt w:val="bullet"/>
+      <w:lvlText w:val=""/>
+      <w:lvlJc w:val="left"/>
+      <w:pPr>
+        <w:tabs>
+          <w:tab w:val="num" w:pos="720"/>
+        </w:tabs>
+        <w:ind w:left="720" w:hanging="360"/>
+      </w:pPr>
+      <w:rPr>
+        <w:rFonts w:ascii="Symbol" w:hAnsi="Symbol" w:hint="default"/>
+        <w:sz w:val="20"/>
+      </w:rPr>
+    </w:lvl>
+    <w:lvl w:ilvl="1" w:tentative="1">
+      <w:start w:val="1"/>
+      <w:numFmt w:val="bullet"/>
+      <w:lvlText w:val="o"/>
+      <w:lvlJc w:val="left"/>
+      <w:pPr>
+        <w:tabs>
+          <w:tab w:val="num" w:pos="1440"/>
+        </w:tabs>
+        <w:ind w:left="1440" w:hanging="360"/>
+      </w:pPr>
+      <w:rPr>
+        <w:rFonts w:ascii="Courier New" w:hAnsi="Courier New" w:hint="default"/>
+        <w:sz w:val="20"/>
+      </w:rPr>
+    </w:lvl>
+    <w:lvl w:ilvl="2" w:tentative="1">
+      <w:start w:val="1"/>
+      <w:numFmt w:val="bullet"/>
+      <w:lvlText w:val=""/>
+      <w:lvlJc w:val="left"/>
+      <w:pPr>
+        <w:tabs>
+          <w:tab w:val="num" w:pos="2160"/>
+        </w:tabs>
+        <w:ind w:left="2160" w:hanging="360"/>
+      </w:pPr>
+      <w:rPr>
+        <w:rFonts w:ascii="Wingdings" w:hAnsi="Wingdings" w:hint="default"/>
+        <w:sz w:val="20"/>
+      </w:rPr>
+    </w:lvl>
+    <w:lvl w:ilvl="3" w:tentative="1">
+      <w:start w:val="1"/>
+      <w:numFmt w:val="bullet"/>
+      <w:lvlText w:val=""/>
+      <w:lvlJc w:val="left"/>
+      <w:pPr>
+        <w:tabs>
+          <w:tab w:val="num" w:pos="2880"/>
+        </w:tabs>
+        <w:ind w:left="2880" w:hanging="360"/>
+      </w:pPr>
+      <w:rPr>
+        <w:rFonts w:ascii="Wingdings" w:hAnsi="Wingdings" w:hint="default"/>
+        <w:sz w:val="20"/>
+      </w:rPr>
+    </w:lvl>
+    <w:lvl w:ilvl="4" w:tentative="1">
+      <w:start w:val="1"/>
+      <w:numFmt w:val="bullet"/>
+      <w:lvlText w:val=""/>
+      <w:lvlJc w:val="left"/>
+      <w:pPr>
+        <w:tabs>
+          <w:tab w:val="num" w:pos="3600"/>
+        </w:tabs>
+        <w:ind w:left="3600" w:hanging="360"/>
+      </w:pPr>
+      <w:rPr>
+        <w:rFonts w:ascii="Wingdings" w:hAnsi="Wingdings" w:hint="default"/>
+        <w:sz w:val="20"/>
+      </w:rPr>
+    </w:lvl>
+    <w:lvl w:ilvl="5" w:tentative="1">
+      <w:start w:val="1"/>
+      <w:numFmt w:val="bullet"/>
+      <w:lvlText w:val=""/>
+      <w:lvlJc w:val="left"/>
+      <w:pPr>
+        <w:tabs>
+          <w:tab w:val="num" w:pos="4320"/>
+        </w:tabs>
+        <w:ind w:left="4320" w:hanging="360"/>
+      </w:pPr>
+      <w:rPr>
+        <w:rFonts w:ascii="Wingdings" w:hAnsi="Wingdings" w:hint="default"/>
+        <w:sz w:val="20"/>
+      </w:rPr>
+    </w:lvl>
+    <w:lvl w:ilvl="6" w:tentative="1">
+      <w:start w:val="1"/>
+      <w:numFmt w:val="bullet"/>
+      <w:lvlText w:val=""/>
+      <w:lvlJc w:val="left"/>
+      <w:pPr>
+        <w:tabs>
+          <w:tab w:val="num" w:pos="5040"/>
+        </w:tabs>
+        <w:ind w:left="5040" w:hanging="360"/>
+      </w:pPr>
+      <w:rPr>
+        <w:rFonts w:ascii="Wingdings" w:hAnsi="Wingdings" w:hint="default"/>
+        <w:sz w:val="20"/>
+      </w:rPr>
+    </w:lvl>
+    <w:lvl w:ilvl="7" w:tentative="1">
+      <w:start w:val="1"/>
+      <w:numFmt w:val="bullet"/>
+      <w:lvlText w:val=""/>
+      <w:lvlJc w:val="left"/>
+      <w:pPr>
+        <w:tabs>
+          <w:tab w:val="num" w:pos="5760"/>
+        </w:tabs>
+        <w:ind w:left="5760" w:hanging="360"/>
+      </w:pPr>
+      <w:rPr>
+        <w:rFonts w:ascii="Wingdings" w:hAnsi="Wingdings" w:hint="default"/>
+        <w:sz w:val="20"/>
+      </w:rPr>
+    </w:lvl>
+    <w:lvl w:ilvl="8" w:tentative="1">
+      <w:start w:val="1"/>
+      <w:numFmt w:val="bullet"/>
+      <w:lvlText w:val=""/>
+      <w:lvlJc w:val="left"/>
+      <w:pPr>
+        <w:tabs>
+          <w:tab w:val="num" w:pos="6480"/>
+        </w:tabs>
+        <w:ind w:left="6480" w:hanging="360"/>
+      </w:pPr>
+      <w:rPr>
+        <w:rFonts w:ascii="Wingdings" w:hAnsi="Wingdings" w:hint="default"/>
+        <w:sz w:val="20"/>
+      </w:rPr>
+    </w:lvl>
+  </w:abstractNum>
+  <w:abstractNum w:abstractNumId="8" w15:restartNumberingAfterBreak="0">
     <w:nsid w:val="7D627F87"/>
     <w:multiLevelType w:val="hybridMultilevel"/>
     <w:tmpl w:val="4C4EBED8"/>
@@ -2259,7 +2441,7 @@
     <w:abstractNumId w:val="4"/>
   </w:num>
   <w:num w:numId="3" w16cid:durableId="620187627">
-    <w:abstractNumId w:val="5"/>
+    <w:abstractNumId w:val="8"/>
   </w:num>
   <w:num w:numId="4" w16cid:durableId="348064165">
     <w:abstractNumId w:val="3"/>
@@ -2269,6 +2451,15 @@
   </w:num>
   <w:num w:numId="6" w16cid:durableId="1808276032">
     <w:abstractNumId w:val="2"/>
+  </w:num>
+  <w:num w:numId="7" w16cid:durableId="1666276244">
+    <w:abstractNumId w:val="6"/>
+  </w:num>
+  <w:num w:numId="8" w16cid:durableId="1682470841">
+    <w:abstractNumId w:val="7"/>
+  </w:num>
+  <w:num w:numId="9" w16cid:durableId="47389373">
+    <w:abstractNumId w:val="5"/>
   </w:num>
 </w:numbering>
 </file>
